--- a/docs/service/STORE_SYSTEM_GUIDE.docx
+++ b/docs/service/STORE_SYSTEM_GUIDE.docx
@@ -195,7 +195,7 @@
                 <w:color w:val="1A1A1A"/>
                 <w:sz w:val="19"/>
               </w:rPr>
-              <w:t>6</w:t>
+              <w:t>9</w:t>
             </w:r>
           </w:p>
         </w:tc>
@@ -228,7 +228,7 @@
                 <w:color w:val="1A1A1A"/>
                 <w:sz w:val="19"/>
               </w:rPr>
-              <w:t>2026-09-23</w:t>
+              <w:t>2026-09-27</w:t>
             </w:r>
           </w:p>
         </w:tc>
@@ -1384,7 +1384,7 @@
         <w:spacing w:before="280"/>
       </w:pPr>
       <w:r>
-        <w:t>ACCESSORY is NEVER inferred</w:t>
+        <w:t>ACCESSORY is a PACKET SCAN, and never inferred</w:t>
       </w:r>
     </w:p>
     <w:p>
@@ -1397,7 +1397,7 @@
           <w:color w:val="1A1A1A"/>
           <w:sz w:val="21"/>
         </w:rPr>
-        <w:t xml:space="preserve">That is a safety rule, not a convenience. Inferring LEATHER vs LINING can at worst set the wrong boolean, and a human can undo that. An inferred </w:t>
+        <w:t xml:space="preserve">An accessory scan </w:t>
       </w:r>
       <w:r>
         <w:rPr>
@@ -1405,7 +1405,7 @@
           <w:color w:val="1A1A1A"/>
           <w:sz w:val="21"/>
         </w:rPr>
-        <w:t>ACCESSORY spends stock</w:t>
+        <w:t>spends stock</w:t>
       </w:r>
       <w:r>
         <w:rPr>
@@ -1413,7 +1413,189 @@
           <w:color w:val="1A1A1A"/>
           <w:sz w:val="21"/>
         </w:rPr>
-        <w:t xml:space="preserve"> — it decrements every accessory lot on the style's recipe — so a wrong guess would move money nothing on the floor asked to move.</w:t>
+        <w:t>, so it was always explicit-only: inferring LEATHER vs LINING can at worst set the wrong boolean and a human can undo that, while a wrongly guessed kit moves money nobody asked to move.</w:t>
+      </w:r>
+    </w:p>
+    <w:p>
+      <w:pPr>
+        <w:spacing w:after="120"/>
+      </w:pPr>
+      <w:r>
+        <w:rPr>
+          <w:b w:val="0"/>
+          <w:color w:val="1A1A1A"/>
+          <w:sz w:val="21"/>
+        </w:rPr>
+        <w:t xml:space="preserve">It is now also </w:t>
+      </w:r>
+      <w:r>
+        <w:rPr>
+          <w:b/>
+          <w:color w:val="1A1A1A"/>
+          <w:sz w:val="21"/>
+        </w:rPr>
+        <w:t>one packet at a time</w:t>
+      </w:r>
+      <w:r>
+        <w:rPr>
+          <w:b w:val="0"/>
+          <w:color w:val="1A1A1A"/>
+          <w:sz w:val="21"/>
+        </w:rPr>
+        <w:t xml:space="preserve">, identified by the packet's own </w:t>
+      </w:r>
+      <w:r>
+        <w:rPr>
+          <w:rFonts w:ascii="Consolas" w:hAnsi="Consolas"/>
+          <w:color w:val="8A3B1E"/>
+          <w:sz w:val="21"/>
+        </w:rPr>
+        <w:t>LOT-ACC-…</w:t>
+      </w:r>
+      <w:r>
+        <w:rPr>
+          <w:b w:val="0"/>
+          <w:color w:val="1A1A1A"/>
+          <w:sz w:val="21"/>
+        </w:rPr>
+        <w:t xml:space="preserve"> label:</w:t>
+      </w:r>
+    </w:p>
+    <w:tbl>
+      <w:tblPr>
+        <w:tblStyle w:val="TableGrid"/>
+        <w:tblW w:type="auto" w:w="0"/>
+        <w:tblLook w:firstColumn="1" w:firstRow="1" w:lastColumn="0" w:lastRow="0" w:noHBand="0" w:noVBand="1" w:val="04A0"/>
+      </w:tblPr>
+      <w:tblGrid>
+        <w:gridCol w:w="9792"/>
+      </w:tblGrid>
+      <w:tr>
+        <w:tc>
+          <w:tcPr>
+            <w:tcW w:type="dxa" w:w="9792"/>
+            <w:shd w:val="clear" w:color="auto" w:fill="F4F4F4"/>
+          </w:tcPr>
+          <w:p>
+            <w:pPr>
+              <w:spacing w:after="0" w:line="240" w:lineRule="auto"/>
+            </w:pPr>
+            <w:r/>
+            <w:r>
+              <w:rPr>
+                <w:rFonts w:ascii="Consolas" w:hAnsi="Consolas"/>
+                <w:sz w:val="17"/>
+              </w:rPr>
+              <w:t>{ "employee_barcode": "EMP-000123",</w:t>
+            </w:r>
+          </w:p>
+          <w:p>
+            <w:pPr>
+              <w:spacing w:after="0" w:line="240" w:lineRule="auto"/>
+            </w:pPr>
+            <w:r>
+              <w:rPr>
+                <w:rFonts w:ascii="Consolas" w:hAnsi="Consolas"/>
+                <w:sz w:val="17"/>
+              </w:rPr>
+              <w:t xml:space="preserve">  "piece_barcode":    "PC-23456A",</w:t>
+            </w:r>
+          </w:p>
+          <w:p>
+            <w:pPr>
+              <w:spacing w:after="0" w:line="240" w:lineRule="auto"/>
+            </w:pPr>
+            <w:r>
+              <w:rPr>
+                <w:rFonts w:ascii="Consolas" w:hAnsi="Consolas"/>
+                <w:sz w:val="17"/>
+              </w:rPr>
+              <w:t xml:space="preserve">  "lot_barcode":      "LOT-ACC-000007" }</w:t>
+            </w:r>
+          </w:p>
+        </w:tc>
+      </w:tr>
+    </w:tbl>
+    <w:p>
+      <w:pPr>
+        <w:spacing w:after="0"/>
+      </w:pPr>
+    </w:p>
+    <w:p>
+      <w:pPr>
+        <w:spacing w:after="120"/>
+      </w:pPr>
+      <w:r>
+        <w:rPr>
+          <w:b w:val="0"/>
+          <w:color w:val="1A1A1A"/>
+          <w:sz w:val="21"/>
+        </w:rPr>
+        <w:t xml:space="preserve">Scanning a packet </w:t>
+      </w:r>
+      <w:r>
+        <w:rPr>
+          <w:b/>
+          <w:color w:val="1A1A1A"/>
+          <w:sz w:val="21"/>
+        </w:rPr>
+        <w:t>is</w:t>
+      </w:r>
+      <w:r>
+        <w:rPr>
+          <w:b w:val="0"/>
+          <w:color w:val="1A1A1A"/>
+          <w:sz w:val="21"/>
+        </w:rPr>
+        <w:t xml:space="preserve"> the accessory scan — </w:t>
+      </w:r>
+      <w:r>
+        <w:rPr>
+          <w:rFonts w:ascii="Consolas" w:hAnsi="Consolas"/>
+          <w:color w:val="8A3B1E"/>
+          <w:sz w:val="21"/>
+        </w:rPr>
+        <w:t>part</w:t>
+      </w:r>
+      <w:r>
+        <w:rPr>
+          <w:b w:val="0"/>
+          <w:color w:val="1A1A1A"/>
+          <w:sz w:val="21"/>
+        </w:rPr>
+        <w:t xml:space="preserve"> may be omitted, and a </w:t>
+      </w:r>
+      <w:r>
+        <w:rPr>
+          <w:rFonts w:ascii="Consolas" w:hAnsi="Consolas"/>
+          <w:color w:val="8A3B1E"/>
+          <w:sz w:val="21"/>
+        </w:rPr>
+        <w:t>part</w:t>
+      </w:r>
+      <w:r>
+        <w:rPr>
+          <w:b w:val="0"/>
+          <w:color w:val="1A1A1A"/>
+          <w:sz w:val="21"/>
+        </w:rPr>
+        <w:t xml:space="preserve"> that says anything else is a 422. Optional </w:t>
+      </w:r>
+      <w:r>
+        <w:rPr>
+          <w:rFonts w:ascii="Consolas" w:hAnsi="Consolas"/>
+          <w:color w:val="8A3B1E"/>
+          <w:sz w:val="21"/>
+        </w:rPr>
+        <w:t>qty</w:t>
+      </w:r>
+      <w:r>
+        <w:rPr>
+          <w:b w:val="0"/>
+          <w:color w:val="1A1A1A"/>
+          <w:sz w:val="21"/>
+        </w:rPr>
+        <w:t xml:space="preserve"> issues a short quantity (2 of the 4 buttons); omitted means the whole outstanding amount.</w:t>
       </w:r>
     </w:p>
     <w:p>
@@ -1426,8 +1608,811 @@
           <w:color w:val="1A1A1A"/>
           <w:sz w:val="21"/>
         </w:rPr>
-        <w:t>To issue a kit you must send `"part": "ACCESSORY"` explicitly.</w:t>
+        <w:t>`"part": "ACCESSORY"` with no packet is a 422.</w:t>
       </w:r>
+      <w:r>
+        <w:rPr>
+          <w:b w:val="0"/>
+          <w:color w:val="1A1A1A"/>
+          <w:sz w:val="21"/>
+        </w:rPr>
+        <w:t xml:space="preserve"> The blanket kit scan is gone, and removing it is the feature: it read the recipe and decremented every accessory line at once, so no physical packet was ever part of the exchange and an M-size button in an L-size jacket was undetectable by construction. That mistake is invisible on the floor, found by the client in Dubai, and paid for in return freight plus a remade garment.</w:t>
+      </w:r>
+    </w:p>
+    <w:p>
+      <w:pPr>
+        <w:spacing w:after="120"/>
+      </w:pPr>
+      <w:r>
+        <w:rPr>
+          <w:b w:val="0"/>
+          <w:color w:val="1A1A1A"/>
+          <w:sz w:val="21"/>
+        </w:rPr>
+        <w:t xml:space="preserve">The response's </w:t>
+      </w:r>
+      <w:r>
+        <w:rPr>
+          <w:rFonts w:ascii="Consolas" w:hAnsi="Consolas"/>
+          <w:color w:val="8A3B1E"/>
+          <w:sz w:val="21"/>
+        </w:rPr>
+        <w:t>kit</w:t>
+      </w:r>
+      <w:r>
+        <w:rPr>
+          <w:b w:val="0"/>
+          <w:color w:val="1A1A1A"/>
+          <w:sz w:val="21"/>
+        </w:rPr>
+        <w:t xml:space="preserve"> block is the </w:t>
+      </w:r>
+      <w:r>
+        <w:rPr>
+          <w:b/>
+          <w:color w:val="1A1A1A"/>
+          <w:sz w:val="21"/>
+        </w:rPr>
+        <w:t>whole checklist</w:t>
+      </w:r>
+      <w:r>
+        <w:rPr>
+          <w:b w:val="0"/>
+          <w:color w:val="1A1A1A"/>
+          <w:sz w:val="21"/>
+        </w:rPr>
+        <w:t xml:space="preserve">, not just the packet scanned — the operator who has just done the zip needs to be told the buttons are still owed while they are still at the terminal. </w:t>
+      </w:r>
+      <w:r>
+        <w:rPr>
+          <w:rFonts w:ascii="Consolas" w:hAnsi="Consolas"/>
+          <w:color w:val="8A3B1E"/>
+          <w:sz w:val="21"/>
+        </w:rPr>
+        <w:t>accessories_in</w:t>
+      </w:r>
+      <w:r>
+        <w:rPr>
+          <w:b w:val="0"/>
+          <w:color w:val="1A1A1A"/>
+          <w:sz w:val="21"/>
+        </w:rPr>
+        <w:t xml:space="preserve"> turns true only when every declared line is issued.</w:t>
+      </w:r>
+    </w:p>
+    <w:p>
+      <w:pPr>
+        <w:pStyle w:val="Heading2"/>
+        <w:spacing w:before="280"/>
+      </w:pPr>
+      <w:r>
+        <w:t>The wrong size is REFUSED, and waits for a DM</w:t>
+      </w:r>
+    </w:p>
+    <w:p>
+      <w:pPr>
+        <w:spacing w:after="120"/>
+      </w:pPr>
+      <w:r>
+        <w:rPr>
+          <w:b w:val="0"/>
+          <w:color w:val="1A1A1A"/>
+          <w:sz w:val="21"/>
+        </w:rPr>
+        <w:t>Every other mid-scan problem in this app records the work and warns — the skill gate, the stock shortfall — because the work physically happened and losing the record is worse. The wrong size is the exception: there is nothing worth preserving about it going in.</w:t>
+      </w:r>
+    </w:p>
+    <w:p>
+      <w:pPr>
+        <w:spacing w:after="120"/>
+      </w:pPr>
+      <w:r>
+        <w:rPr>
+          <w:b w:val="0"/>
+          <w:color w:val="1A1A1A"/>
+          <w:sz w:val="21"/>
+        </w:rPr>
+        <w:t xml:space="preserve">A packet whose size is not the garment's gets a </w:t>
+      </w:r>
+      <w:r>
+        <w:rPr>
+          <w:b/>
+          <w:color w:val="1A1A1A"/>
+          <w:sz w:val="21"/>
+        </w:rPr>
+        <w:t>409</w:t>
+      </w:r>
+      <w:r>
+        <w:rPr>
+          <w:b w:val="0"/>
+          <w:color w:val="1A1A1A"/>
+          <w:sz w:val="21"/>
+        </w:rPr>
+        <w:t xml:space="preserve">, nothing is decremented, and the refusal leaves behind an approval request (the id is in the </w:t>
+      </w:r>
+      <w:r>
+        <w:rPr>
+          <w:rFonts w:ascii="Consolas" w:hAnsi="Consolas"/>
+          <w:color w:val="8A3B1E"/>
+          <w:sz w:val="21"/>
+        </w:rPr>
+        <w:t>X-Kit-Substitution-Request</w:t>
+      </w:r>
+      <w:r>
+        <w:rPr>
+          <w:b w:val="0"/>
+          <w:color w:val="1A1A1A"/>
+          <w:sz w:val="21"/>
+        </w:rPr>
+        <w:t xml:space="preserve"> response header):</w:t>
+      </w:r>
+    </w:p>
+    <w:tbl>
+      <w:tblPr>
+        <w:tblStyle w:val="TableGrid"/>
+        <w:tblW w:type="auto" w:w="0"/>
+        <w:tblLayout w:type="autofit"/>
+        <w:tblLook w:firstColumn="1" w:firstRow="1" w:lastColumn="0" w:lastRow="0" w:noHBand="0" w:noVBand="1" w:val="04A0"/>
+      </w:tblPr>
+      <w:tblGrid>
+        <w:gridCol w:w="3264"/>
+        <w:gridCol w:w="3264"/>
+        <w:gridCol w:w="3264"/>
+      </w:tblGrid>
+      <w:tr>
+        <w:trPr>
+          <w:tblHeader w:val="true"/>
+        </w:trPr>
+        <w:tc>
+          <w:tcPr>
+            <w:tcW w:type="dxa" w:w="3264"/>
+            <w:shd w:val="clear" w:color="auto" w:fill="EDE7E2"/>
+          </w:tcPr>
+          <w:p>
+            <w:r/>
+            <w:r>
+              <w:rPr>
+                <w:b/>
+                <w:color w:val="1A1A1A"/>
+                <w:sz w:val="18"/>
+              </w:rPr>
+              <w:t>Route</w:t>
+            </w:r>
+          </w:p>
+        </w:tc>
+        <w:tc>
+          <w:tcPr>
+            <w:tcW w:type="dxa" w:w="3264"/>
+            <w:shd w:val="clear" w:color="auto" w:fill="EDE7E2"/>
+          </w:tcPr>
+          <w:p>
+            <w:r/>
+            <w:r>
+              <w:rPr>
+                <w:b/>
+                <w:color w:val="1A1A1A"/>
+                <w:sz w:val="18"/>
+              </w:rPr>
+              <w:t>Who</w:t>
+            </w:r>
+          </w:p>
+        </w:tc>
+        <w:tc>
+          <w:tcPr>
+            <w:tcW w:type="dxa" w:w="3264"/>
+            <w:shd w:val="clear" w:color="auto" w:fill="EDE7E2"/>
+          </w:tcPr>
+          <w:p>
+            <w:r/>
+            <w:r>
+              <w:rPr>
+                <w:b/>
+                <w:color w:val="1A1A1A"/>
+                <w:sz w:val="18"/>
+              </w:rPr>
+              <w:t>What it does</w:t>
+            </w:r>
+          </w:p>
+        </w:tc>
+      </w:tr>
+      <w:tr>
+        <w:tc>
+          <w:tcPr>
+            <w:tcW w:type="dxa" w:w="3264"/>
+          </w:tcPr>
+          <w:p>
+            <w:pPr>
+              <w:spacing w:after="20"/>
+            </w:pPr>
+            <w:r/>
+            <w:r>
+              <w:rPr>
+                <w:rFonts w:ascii="Consolas" w:hAnsi="Consolas"/>
+                <w:color w:val="8A3B1E"/>
+                <w:sz w:val="18"/>
+              </w:rPr>
+              <w:t>GET /store/substitutions</w:t>
+            </w:r>
+          </w:p>
+        </w:tc>
+        <w:tc>
+          <w:tcPr>
+            <w:tcW w:type="dxa" w:w="3264"/>
+          </w:tcPr>
+          <w:p>
+            <w:pPr>
+              <w:spacing w:after="20"/>
+            </w:pPr>
+            <w:r/>
+            <w:r>
+              <w:rPr>
+                <w:b w:val="0"/>
+                <w:color w:val="1A1A1A"/>
+                <w:sz w:val="18"/>
+              </w:rPr>
+              <w:t>the read roles</w:t>
+            </w:r>
+          </w:p>
+        </w:tc>
+        <w:tc>
+          <w:tcPr>
+            <w:tcW w:type="dxa" w:w="3264"/>
+          </w:tcPr>
+          <w:p>
+            <w:pPr>
+              <w:spacing w:after="20"/>
+            </w:pPr>
+            <w:r/>
+            <w:r>
+              <w:rPr>
+                <w:b w:val="0"/>
+                <w:color w:val="1A1A1A"/>
+                <w:sz w:val="18"/>
+              </w:rPr>
+              <w:t xml:space="preserve">the queue, oldest first, with </w:t>
+            </w:r>
+            <w:r>
+              <w:rPr>
+                <w:rFonts w:ascii="Consolas" w:hAnsi="Consolas"/>
+                <w:color w:val="8A3B1E"/>
+                <w:sz w:val="18"/>
+              </w:rPr>
+              <w:t>pending</w:t>
+            </w:r>
+          </w:p>
+        </w:tc>
+      </w:tr>
+      <w:tr>
+        <w:tc>
+          <w:tcPr>
+            <w:tcW w:type="dxa" w:w="3264"/>
+          </w:tcPr>
+          <w:p>
+            <w:pPr>
+              <w:spacing w:after="20"/>
+            </w:pPr>
+            <w:r/>
+            <w:r>
+              <w:rPr>
+                <w:rFonts w:ascii="Consolas" w:hAnsi="Consolas"/>
+                <w:color w:val="8A3B1E"/>
+                <w:sz w:val="18"/>
+              </w:rPr>
+              <w:t>POST /store/substitutions/{id}/approve</w:t>
+            </w:r>
+          </w:p>
+        </w:tc>
+        <w:tc>
+          <w:tcPr>
+            <w:tcW w:type="dxa" w:w="3264"/>
+          </w:tcPr>
+          <w:p>
+            <w:pPr>
+              <w:spacing w:after="20"/>
+            </w:pPr>
+            <w:r/>
+            <w:r>
+              <w:rPr>
+                <w:b/>
+                <w:color w:val="1A1A1A"/>
+                <w:sz w:val="18"/>
+              </w:rPr>
+              <w:t>DM / MD only</w:t>
+            </w:r>
+          </w:p>
+        </w:tc>
+        <w:tc>
+          <w:tcPr>
+            <w:tcW w:type="dxa" w:w="3264"/>
+          </w:tcPr>
+          <w:p>
+            <w:pPr>
+              <w:spacing w:after="20"/>
+            </w:pPr>
+            <w:r/>
+            <w:r>
+              <w:rPr>
+                <w:b w:val="0"/>
+                <w:color w:val="1A1A1A"/>
+                <w:sz w:val="18"/>
+              </w:rPr>
+              <w:t xml:space="preserve">permits it — </w:t>
+            </w:r>
+            <w:r>
+              <w:rPr>
+                <w:b/>
+                <w:color w:val="1A1A1A"/>
+                <w:sz w:val="18"/>
+              </w:rPr>
+              <w:t>does not issue it</w:t>
+            </w:r>
+          </w:p>
+        </w:tc>
+      </w:tr>
+      <w:tr>
+        <w:tc>
+          <w:tcPr>
+            <w:tcW w:type="dxa" w:w="3264"/>
+          </w:tcPr>
+          <w:p>
+            <w:pPr>
+              <w:spacing w:after="20"/>
+            </w:pPr>
+            <w:r/>
+            <w:r>
+              <w:rPr>
+                <w:rFonts w:ascii="Consolas" w:hAnsi="Consolas"/>
+                <w:color w:val="8A3B1E"/>
+                <w:sz w:val="18"/>
+              </w:rPr>
+              <w:t>POST /store/substitutions/{id}/reject</w:t>
+            </w:r>
+          </w:p>
+        </w:tc>
+        <w:tc>
+          <w:tcPr>
+            <w:tcW w:type="dxa" w:w="3264"/>
+          </w:tcPr>
+          <w:p>
+            <w:pPr>
+              <w:spacing w:after="20"/>
+            </w:pPr>
+            <w:r/>
+            <w:r>
+              <w:rPr>
+                <w:b/>
+                <w:color w:val="1A1A1A"/>
+                <w:sz w:val="18"/>
+              </w:rPr>
+              <w:t>DM / MD only</w:t>
+            </w:r>
+          </w:p>
+        </w:tc>
+        <w:tc>
+          <w:tcPr>
+            <w:tcW w:type="dxa" w:w="3264"/>
+          </w:tcPr>
+          <w:p>
+            <w:pPr>
+              <w:spacing w:after="20"/>
+            </w:pPr>
+            <w:r/>
+            <w:r>
+              <w:rPr>
+                <w:b w:val="0"/>
+                <w:color w:val="1A1A1A"/>
+                <w:sz w:val="18"/>
+              </w:rPr>
+              <w:t>refuses it; re-approvable later</w:t>
+            </w:r>
+          </w:p>
+        </w:tc>
+      </w:tr>
+    </w:tbl>
+    <w:p>
+      <w:pPr>
+        <w:spacing w:after="0"/>
+      </w:pPr>
+    </w:p>
+    <w:p>
+      <w:pPr>
+        <w:spacing w:after="120"/>
+      </w:pPr>
+      <w:r>
+        <w:rPr>
+          <w:b/>
+          <w:color w:val="1A1A1A"/>
+          <w:sz w:val="21"/>
+        </w:rPr>
+        <w:t>Approving is permission, not the issue.</w:t>
+      </w:r>
+      <w:r>
+        <w:rPr>
+          <w:b w:val="0"/>
+          <w:color w:val="1A1A1A"/>
+          <w:sz w:val="21"/>
+        </w:rPr>
+        <w:t xml:space="preserve"> The operator is holding the packet and the DM is not, so the DM grants permission and the operator </w:t>
+      </w:r>
+      <w:r>
+        <w:rPr>
+          <w:b/>
+          <w:color w:val="1A1A1A"/>
+          <w:sz w:val="21"/>
+        </w:rPr>
+        <w:t>re-scans</w:t>
+      </w:r>
+      <w:r>
+        <w:rPr>
+          <w:b w:val="0"/>
+          <w:color w:val="1A1A1A"/>
+          <w:sz w:val="21"/>
+        </w:rPr>
+        <w:t xml:space="preserve"> — which is what moves the stock against the worker's own card. One approval covers one garment: the re-scan marks it </w:t>
+      </w:r>
+      <w:r>
+        <w:rPr>
+          <w:rFonts w:ascii="Consolas" w:hAnsi="Consolas"/>
+          <w:color w:val="8A3B1E"/>
+          <w:sz w:val="21"/>
+        </w:rPr>
+        <w:t>CONSUMED</w:t>
+      </w:r>
+      <w:r>
+        <w:rPr>
+          <w:b w:val="0"/>
+          <w:color w:val="1A1A1A"/>
+          <w:sz w:val="21"/>
+        </w:rPr>
+        <w:t>.</w:t>
+      </w:r>
+    </w:p>
+    <w:p>
+      <w:pPr>
+        <w:spacing w:after="120"/>
+      </w:pPr>
+      <w:r>
+        <w:rPr>
+          <w:b w:val="0"/>
+          <w:color w:val="1A1A1A"/>
+          <w:sz w:val="21"/>
+        </w:rPr>
+        <w:t>Three other answers a packet scan can give, each a different fix:</w:t>
+      </w:r>
+    </w:p>
+    <w:tbl>
+      <w:tblPr>
+        <w:tblStyle w:val="TableGrid"/>
+        <w:tblW w:type="auto" w:w="0"/>
+        <w:tblLayout w:type="autofit"/>
+        <w:tblLook w:firstColumn="1" w:firstRow="1" w:lastColumn="0" w:lastRow="0" w:noHBand="0" w:noVBand="1" w:val="04A0"/>
+      </w:tblPr>
+      <w:tblGrid>
+        <w:gridCol w:w="3264"/>
+        <w:gridCol w:w="3264"/>
+        <w:gridCol w:w="3264"/>
+      </w:tblGrid>
+      <w:tr>
+        <w:trPr>
+          <w:tblHeader w:val="true"/>
+        </w:trPr>
+        <w:tc>
+          <w:tcPr>
+            <w:tcW w:type="dxa" w:w="3264"/>
+            <w:shd w:val="clear" w:color="auto" w:fill="EDE7E2"/>
+          </w:tcPr>
+          <w:p>
+            <w:r/>
+            <w:r>
+              <w:rPr>
+                <w:b/>
+                <w:color w:val="1A1A1A"/>
+                <w:sz w:val="18"/>
+              </w:rPr>
+              <w:t>Outcome</w:t>
+            </w:r>
+          </w:p>
+        </w:tc>
+        <w:tc>
+          <w:tcPr>
+            <w:tcW w:type="dxa" w:w="3264"/>
+            <w:shd w:val="clear" w:color="auto" w:fill="EDE7E2"/>
+          </w:tcPr>
+          <w:p>
+            <w:r/>
+            <w:r>
+              <w:rPr>
+                <w:b/>
+                <w:color w:val="1A1A1A"/>
+                <w:sz w:val="18"/>
+              </w:rPr>
+              <w:t>Status</w:t>
+            </w:r>
+          </w:p>
+        </w:tc>
+        <w:tc>
+          <w:tcPr>
+            <w:tcW w:type="dxa" w:w="3264"/>
+            <w:shd w:val="clear" w:color="auto" w:fill="EDE7E2"/>
+          </w:tcPr>
+          <w:p>
+            <w:r/>
+            <w:r>
+              <w:rPr>
+                <w:b/>
+                <w:color w:val="1A1A1A"/>
+                <w:sz w:val="18"/>
+              </w:rPr>
+              <w:t>What it means</w:t>
+            </w:r>
+          </w:p>
+        </w:tc>
+      </w:tr>
+      <w:tr>
+        <w:tc>
+          <w:tcPr>
+            <w:tcW w:type="dxa" w:w="3264"/>
+          </w:tcPr>
+          <w:p>
+            <w:pPr>
+              <w:spacing w:after="20"/>
+            </w:pPr>
+            <w:r/>
+            <w:r>
+              <w:rPr>
+                <w:b w:val="0"/>
+                <w:color w:val="1A1A1A"/>
+                <w:sz w:val="18"/>
+              </w:rPr>
+              <w:t>wrong size</w:t>
+            </w:r>
+          </w:p>
+        </w:tc>
+        <w:tc>
+          <w:tcPr>
+            <w:tcW w:type="dxa" w:w="3264"/>
+          </w:tcPr>
+          <w:p>
+            <w:pPr>
+              <w:spacing w:after="20"/>
+            </w:pPr>
+            <w:r/>
+            <w:r>
+              <w:rPr>
+                <w:b w:val="0"/>
+                <w:color w:val="1A1A1A"/>
+                <w:sz w:val="18"/>
+              </w:rPr>
+              <w:t>409</w:t>
+            </w:r>
+          </w:p>
+        </w:tc>
+        <w:tc>
+          <w:tcPr>
+            <w:tcW w:type="dxa" w:w="3264"/>
+          </w:tcPr>
+          <w:p>
+            <w:pPr>
+              <w:spacing w:after="20"/>
+            </w:pPr>
+            <w:r/>
+            <w:r>
+              <w:rPr>
+                <w:b w:val="0"/>
+                <w:color w:val="1A1A1A"/>
+                <w:sz w:val="18"/>
+              </w:rPr>
+              <w:t>right article, wrong size → a DM decides</w:t>
+            </w:r>
+          </w:p>
+        </w:tc>
+      </w:tr>
+      <w:tr>
+        <w:tc>
+          <w:tcPr>
+            <w:tcW w:type="dxa" w:w="3264"/>
+          </w:tcPr>
+          <w:p>
+            <w:pPr>
+              <w:spacing w:after="20"/>
+            </w:pPr>
+            <w:r/>
+            <w:r>
+              <w:rPr>
+                <w:b w:val="0"/>
+                <w:color w:val="1A1A1A"/>
+                <w:sz w:val="18"/>
+              </w:rPr>
+              <w:t>not in the recipe</w:t>
+            </w:r>
+          </w:p>
+        </w:tc>
+        <w:tc>
+          <w:tcPr>
+            <w:tcW w:type="dxa" w:w="3264"/>
+          </w:tcPr>
+          <w:p>
+            <w:pPr>
+              <w:spacing w:after="20"/>
+            </w:pPr>
+            <w:r/>
+            <w:r>
+              <w:rPr>
+                <w:b w:val="0"/>
+                <w:color w:val="1A1A1A"/>
+                <w:sz w:val="18"/>
+              </w:rPr>
+              <w:t>422</w:t>
+            </w:r>
+          </w:p>
+        </w:tc>
+        <w:tc>
+          <w:tcPr>
+            <w:tcW w:type="dxa" w:w="3264"/>
+          </w:tcPr>
+          <w:p>
+            <w:pPr>
+              <w:spacing w:after="20"/>
+            </w:pPr>
+            <w:r/>
+            <w:r>
+              <w:rPr>
+                <w:b w:val="0"/>
+                <w:color w:val="1A1A1A"/>
+                <w:sz w:val="18"/>
+              </w:rPr>
+              <w:t xml:space="preserve">wrong packet entirely → check it, or </w:t>
+            </w:r>
+            <w:r>
+              <w:rPr>
+                <w:rFonts w:ascii="Consolas" w:hAnsi="Consolas"/>
+                <w:color w:val="8A3B1E"/>
+                <w:sz w:val="18"/>
+              </w:rPr>
+              <w:t>POST /materials/issues</w:t>
+            </w:r>
+          </w:p>
+        </w:tc>
+      </w:tr>
+      <w:tr>
+        <w:tc>
+          <w:tcPr>
+            <w:tcW w:type="dxa" w:w="3264"/>
+          </w:tcPr>
+          <w:p>
+            <w:pPr>
+              <w:spacing w:after="20"/>
+            </w:pPr>
+            <w:r/>
+            <w:r>
+              <w:rPr>
+                <w:b w:val="0"/>
+                <w:color w:val="1A1A1A"/>
+                <w:sz w:val="18"/>
+              </w:rPr>
+              <w:t>no line for this size</w:t>
+            </w:r>
+          </w:p>
+        </w:tc>
+        <w:tc>
+          <w:tcPr>
+            <w:tcW w:type="dxa" w:w="3264"/>
+          </w:tcPr>
+          <w:p>
+            <w:pPr>
+              <w:spacing w:after="20"/>
+            </w:pPr>
+            <w:r/>
+            <w:r>
+              <w:rPr>
+                <w:b w:val="0"/>
+                <w:color w:val="1A1A1A"/>
+                <w:sz w:val="18"/>
+              </w:rPr>
+              <w:t>409</w:t>
+            </w:r>
+          </w:p>
+        </w:tc>
+        <w:tc>
+          <w:tcPr>
+            <w:tcW w:type="dxa" w:w="3264"/>
+          </w:tcPr>
+          <w:p>
+            <w:pPr>
+              <w:spacing w:after="20"/>
+            </w:pPr>
+            <w:r/>
+            <w:r>
+              <w:rPr>
+                <w:b w:val="0"/>
+                <w:color w:val="1A1A1A"/>
+                <w:sz w:val="18"/>
+              </w:rPr>
+              <w:t xml:space="preserve">the </w:t>
+            </w:r>
+            <w:r>
+              <w:rPr>
+                <w:b/>
+                <w:color w:val="1A1A1A"/>
+                <w:sz w:val="18"/>
+              </w:rPr>
+              <w:t>recipe</w:t>
+            </w:r>
+            <w:r>
+              <w:rPr>
+                <w:b w:val="0"/>
+                <w:color w:val="1A1A1A"/>
+                <w:sz w:val="18"/>
+              </w:rPr>
+              <w:t xml:space="preserve"> is missing a line for this size → a DM fixes the spec, because every garment of this size is in the same state</w:t>
+            </w:r>
+          </w:p>
+        </w:tc>
+      </w:tr>
+      <w:tr>
+        <w:tc>
+          <w:tcPr>
+            <w:tcW w:type="dxa" w:w="3264"/>
+          </w:tcPr>
+          <w:p>
+            <w:pPr>
+              <w:spacing w:after="20"/>
+            </w:pPr>
+            <w:r/>
+            <w:r>
+              <w:rPr>
+                <w:b w:val="0"/>
+                <w:color w:val="1A1A1A"/>
+                <w:sz w:val="18"/>
+              </w:rPr>
+              <w:t>no accessory spec</w:t>
+            </w:r>
+          </w:p>
+        </w:tc>
+        <w:tc>
+          <w:tcPr>
+            <w:tcW w:type="dxa" w:w="3264"/>
+          </w:tcPr>
+          <w:p>
+            <w:pPr>
+              <w:spacing w:after="20"/>
+            </w:pPr>
+            <w:r/>
+            <w:r>
+              <w:rPr>
+                <w:b w:val="0"/>
+                <w:color w:val="1A1A1A"/>
+                <w:sz w:val="18"/>
+              </w:rPr>
+              <w:t>409</w:t>
+            </w:r>
+          </w:p>
+        </w:tc>
+        <w:tc>
+          <w:tcPr>
+            <w:tcW w:type="dxa" w:w="3264"/>
+          </w:tcPr>
+          <w:p>
+            <w:pPr>
+              <w:spacing w:after="20"/>
+            </w:pPr>
+            <w:r/>
+            <w:r>
+              <w:rPr>
+                <w:b w:val="0"/>
+                <w:color w:val="1A1A1A"/>
+                <w:sz w:val="18"/>
+              </w:rPr>
+              <w:t>the style declares none, or its lines are all for another colourway/size</w:t>
+            </w:r>
+          </w:p>
+        </w:tc>
+      </w:tr>
+    </w:tbl>
+    <w:p>
+      <w:pPr>
+        <w:spacing w:after="0"/>
+      </w:pPr>
     </w:p>
     <w:p>
       <w:pPr>
@@ -4457,7 +5442,7 @@
           <w:color w:val="1A1A1A"/>
           <w:sz w:val="21"/>
         </w:rPr>
-        <w:t>Generated from the running app on 2026-09-23. Full request and response bodies are in the API Reference document.</w:t>
+        <w:t>Generated from the running app on 2026-09-27. Full request and response bodies are in the API Reference document.</w:t>
       </w:r>
     </w:p>
     <w:tbl>
@@ -4834,7 +5819,7 @@
                 <w:color w:val="1A1A1A"/>
                 <w:sz w:val="17"/>
               </w:rPr>
-              <w:t>Scan the worker, scan the garment.</w:t>
+              <w:t>Scan the worker, scan the garment — and the packet, for an accessory.</w:t>
             </w:r>
           </w:p>
         </w:tc>
@@ -4952,6 +5937,240 @@
                 <w:color w:val="1A1A1A"/>
                 <w:sz w:val="17"/>
               </w:rPr>
+              <w:t>GET</w:t>
+            </w:r>
+          </w:p>
+        </w:tc>
+        <w:tc>
+          <w:tcPr>
+            <w:tcW w:type="dxa" w:w="3096"/>
+          </w:tcPr>
+          <w:p>
+            <w:pPr>
+              <w:spacing w:after="20"/>
+            </w:pPr>
+            <w:r/>
+            <w:r>
+              <w:rPr>
+                <w:rFonts w:ascii="Consolas" w:hAnsi="Consolas"/>
+                <w:color w:val="8A3B1E"/>
+                <w:sz w:val="17"/>
+              </w:rPr>
+              <w:t>/api/v1/store/substitutions</w:t>
+            </w:r>
+          </w:p>
+        </w:tc>
+        <w:tc>
+          <w:tcPr>
+            <w:tcW w:type="dxa" w:w="3600"/>
+          </w:tcPr>
+          <w:p>
+            <w:pPr>
+              <w:spacing w:after="20"/>
+            </w:pPr>
+            <w:r/>
+            <w:r>
+              <w:rPr>
+                <w:b w:val="0"/>
+                <w:color w:val="1A1A1A"/>
+                <w:sz w:val="17"/>
+              </w:rPr>
+              <w:t>The wrong-size queue, oldest first — garments waiting on a decision.</w:t>
+            </w:r>
+          </w:p>
+        </w:tc>
+        <w:tc>
+          <w:tcPr>
+            <w:tcW w:type="dxa" w:w="2592"/>
+          </w:tcPr>
+          <w:p>
+            <w:pPr>
+              <w:spacing w:after="20"/>
+            </w:pPr>
+            <w:r/>
+            <w:r>
+              <w:rPr>
+                <w:b w:val="0"/>
+                <w:color w:val="1A1A1A"/>
+                <w:sz w:val="17"/>
+              </w:rPr>
+              <w:t>Cutting Manager, Direct Manager, HR, Lining Manager, Managing Director, Stitching Manager, Store Manager, Supervisor</w:t>
+            </w:r>
+          </w:p>
+        </w:tc>
+      </w:tr>
+      <w:tr>
+        <w:tc>
+          <w:tcPr>
+            <w:tcW w:type="dxa" w:w="936"/>
+          </w:tcPr>
+          <w:p>
+            <w:pPr>
+              <w:spacing w:after="20"/>
+            </w:pPr>
+            <w:r/>
+            <w:r>
+              <w:rPr>
+                <w:b w:val="0"/>
+                <w:color w:val="1A1A1A"/>
+                <w:sz w:val="17"/>
+              </w:rPr>
+              <w:t>POST</w:t>
+            </w:r>
+          </w:p>
+        </w:tc>
+        <w:tc>
+          <w:tcPr>
+            <w:tcW w:type="dxa" w:w="3096"/>
+          </w:tcPr>
+          <w:p>
+            <w:pPr>
+              <w:spacing w:after="20"/>
+            </w:pPr>
+            <w:r/>
+            <w:r>
+              <w:rPr>
+                <w:rFonts w:ascii="Consolas" w:hAnsi="Consolas"/>
+                <w:color w:val="8A3B1E"/>
+                <w:sz w:val="17"/>
+              </w:rPr>
+              <w:t>/api/v1/store/substitutions/{request_id}/approve</w:t>
+            </w:r>
+          </w:p>
+        </w:tc>
+        <w:tc>
+          <w:tcPr>
+            <w:tcW w:type="dxa" w:w="3600"/>
+          </w:tcPr>
+          <w:p>
+            <w:pPr>
+              <w:spacing w:after="20"/>
+            </w:pPr>
+            <w:r/>
+            <w:r>
+              <w:rPr>
+                <w:b w:val="0"/>
+                <w:color w:val="1A1A1A"/>
+                <w:sz w:val="17"/>
+              </w:rPr>
+              <w:t>Permit this one packet into this one garment.</w:t>
+            </w:r>
+          </w:p>
+        </w:tc>
+        <w:tc>
+          <w:tcPr>
+            <w:tcW w:type="dxa" w:w="2592"/>
+          </w:tcPr>
+          <w:p>
+            <w:pPr>
+              <w:spacing w:after="20"/>
+            </w:pPr>
+            <w:r/>
+            <w:r>
+              <w:rPr>
+                <w:b w:val="0"/>
+                <w:color w:val="1A1A1A"/>
+                <w:sz w:val="17"/>
+              </w:rPr>
+              <w:t>Direct Manager, Managing Director</w:t>
+            </w:r>
+          </w:p>
+        </w:tc>
+      </w:tr>
+      <w:tr>
+        <w:tc>
+          <w:tcPr>
+            <w:tcW w:type="dxa" w:w="936"/>
+          </w:tcPr>
+          <w:p>
+            <w:pPr>
+              <w:spacing w:after="20"/>
+            </w:pPr>
+            <w:r/>
+            <w:r>
+              <w:rPr>
+                <w:b w:val="0"/>
+                <w:color w:val="1A1A1A"/>
+                <w:sz w:val="17"/>
+              </w:rPr>
+              <w:t>POST</w:t>
+            </w:r>
+          </w:p>
+        </w:tc>
+        <w:tc>
+          <w:tcPr>
+            <w:tcW w:type="dxa" w:w="3096"/>
+          </w:tcPr>
+          <w:p>
+            <w:pPr>
+              <w:spacing w:after="20"/>
+            </w:pPr>
+            <w:r/>
+            <w:r>
+              <w:rPr>
+                <w:rFonts w:ascii="Consolas" w:hAnsi="Consolas"/>
+                <w:color w:val="8A3B1E"/>
+                <w:sz w:val="17"/>
+              </w:rPr>
+              <w:t>/api/v1/store/substitutions/{request_id}/reject</w:t>
+            </w:r>
+          </w:p>
+        </w:tc>
+        <w:tc>
+          <w:tcPr>
+            <w:tcW w:type="dxa" w:w="3600"/>
+          </w:tcPr>
+          <w:p>
+            <w:pPr>
+              <w:spacing w:after="20"/>
+            </w:pPr>
+            <w:r/>
+            <w:r>
+              <w:rPr>
+                <w:b w:val="0"/>
+                <w:color w:val="1A1A1A"/>
+                <w:sz w:val="17"/>
+              </w:rPr>
+              <w:t>Refuse it — the floor fetches the right packet.</w:t>
+            </w:r>
+          </w:p>
+        </w:tc>
+        <w:tc>
+          <w:tcPr>
+            <w:tcW w:type="dxa" w:w="2592"/>
+          </w:tcPr>
+          <w:p>
+            <w:pPr>
+              <w:spacing w:after="20"/>
+            </w:pPr>
+            <w:r/>
+            <w:r>
+              <w:rPr>
+                <w:b w:val="0"/>
+                <w:color w:val="1A1A1A"/>
+                <w:sz w:val="17"/>
+              </w:rPr>
+              <w:t>Direct Manager, Managing Director</w:t>
+            </w:r>
+          </w:p>
+        </w:tc>
+      </w:tr>
+      <w:tr>
+        <w:tc>
+          <w:tcPr>
+            <w:tcW w:type="dxa" w:w="936"/>
+          </w:tcPr>
+          <w:p>
+            <w:pPr>
+              <w:spacing w:after="20"/>
+            </w:pPr>
+            <w:r/>
+            <w:r>
+              <w:rPr>
+                <w:b w:val="0"/>
+                <w:color w:val="1A1A1A"/>
+                <w:sz w:val="17"/>
+              </w:rPr>
               <w:t>POST</w:t>
             </w:r>
           </w:p>
@@ -5043,7 +6262,7 @@
         <w:color w:val="555555"/>
         <w:sz w:val="16"/>
       </w:rPr>
-      <w:t>KairoX ERP · Store (the merge) · System Guide · updated 2026-09-23</w:t>
+      <w:t>KairoX ERP · Store (the merge) · System Guide · updated 2026-09-27</w:t>
     </w:r>
   </w:p>
 </w:ftr>

--- a/docs/service/STORE_SYSTEM_GUIDE.docx
+++ b/docs/service/STORE_SYSTEM_GUIDE.docx
@@ -228,7 +228,7 @@
                 <w:color w:val="1A1A1A"/>
                 <w:sz w:val="19"/>
               </w:rPr>
-              <w:t>2026-09-27</w:t>
+              <w:t>2026-09-29</w:t>
             </w:r>
           </w:p>
         </w:tc>
@@ -1579,7 +1579,108 @@
           <w:color w:val="1A1A1A"/>
           <w:sz w:val="21"/>
         </w:rPr>
-        <w:t xml:space="preserve"> that says anything else is a 422. Optional </w:t>
+        <w:t xml:space="preserve"> that says anything else is a 422.</w:t>
+      </w:r>
+    </w:p>
+    <w:p>
+      <w:pPr>
+        <w:spacing w:after="120"/>
+      </w:pPr>
+      <w:r>
+        <w:rPr>
+          <w:b/>
+          <w:color w:val="1A1A1A"/>
+          <w:sz w:val="21"/>
+        </w:rPr>
+        <w:t>There is no `qty`, and there is nothing to type.</w:t>
+      </w:r>
+      <w:r>
+        <w:rPr>
+          <w:b w:val="0"/>
+          <w:color w:val="1A1A1A"/>
+          <w:sz w:val="21"/>
+        </w:rPr>
+        <w:t xml:space="preserve"> The two barcodes already determine the quantity: the </w:t>
+      </w:r>
+      <w:r>
+        <w:rPr>
+          <w:b/>
+          <w:color w:val="1A1A1A"/>
+          <w:sz w:val="21"/>
+        </w:rPr>
+        <w:t>piece code</w:t>
+      </w:r>
+      <w:r>
+        <w:rPr>
+          <w:b w:val="0"/>
+          <w:color w:val="1A1A1A"/>
+          <w:sz w:val="21"/>
+        </w:rPr>
+        <w:t xml:space="preserve"> gives its SKU, whose accessory lines were declared at </w:t>
+      </w:r>
+      <w:r>
+        <w:rPr>
+          <w:rFonts w:ascii="Consolas" w:hAnsi="Consolas"/>
+          <w:color w:val="8A3B1E"/>
+          <w:sz w:val="21"/>
+        </w:rPr>
+        <w:t>POST /imports/breakdown/{order}/release</w:t>
+      </w:r>
+      <w:r>
+        <w:rPr>
+          <w:b w:val="0"/>
+          <w:color w:val="1A1A1A"/>
+          <w:sz w:val="21"/>
+        </w:rPr>
+        <w:t xml:space="preserve">, and the </w:t>
+      </w:r>
+      <w:r>
+        <w:rPr>
+          <w:b/>
+          <w:color w:val="1A1A1A"/>
+          <w:sz w:val="21"/>
+        </w:rPr>
+        <w:t>packet label</w:t>
+      </w:r>
+      <w:r>
+        <w:rPr>
+          <w:b w:val="0"/>
+          <w:color w:val="1A1A1A"/>
+          <w:sz w:val="21"/>
+        </w:rPr>
+        <w:t xml:space="preserve"> gives the article, colour and size. Those two intersect onto exactly one recipe line, and that line's </w:t>
+      </w:r>
+      <w:r>
+        <w:rPr>
+          <w:rFonts w:ascii="Consolas" w:hAnsi="Consolas"/>
+          <w:color w:val="8A3B1E"/>
+          <w:sz w:val="21"/>
+        </w:rPr>
+        <w:t>qty_per_piece</w:t>
+      </w:r>
+      <w:r>
+        <w:rPr>
+          <w:b w:val="0"/>
+          <w:color w:val="1A1A1A"/>
+          <w:sz w:val="21"/>
+        </w:rPr>
+        <w:t xml:space="preserve"> </w:t>
+      </w:r>
+      <w:r>
+        <w:rPr>
+          <w:i/>
+          <w:color w:val="1A1A1A"/>
+          <w:sz w:val="21"/>
+        </w:rPr>
+        <w:t>is</w:t>
+      </w:r>
+      <w:r>
+        <w:rPr>
+          <w:b w:val="0"/>
+          <w:color w:val="1A1A1A"/>
+          <w:sz w:val="21"/>
+        </w:rPr>
+        <w:t xml:space="preserve"> the number. Asking the operator for it asked them to restate something the system already holds — and let them restate it wrong. It also fanned out: one </w:t>
       </w:r>
       <w:r>
         <w:rPr>
@@ -1595,8 +1696,1721 @@
           <w:color w:val="1A1A1A"/>
           <w:sz w:val="21"/>
         </w:rPr>
-        <w:t xml:space="preserve"> issues a short quantity (2 of the 4 buttons); omitted means the whole outstanding amount.</w:t>
+        <w:t xml:space="preserve"> sent with three packets issued that quantity of </w:t>
       </w:r>
+      <w:r>
+        <w:rPr>
+          <w:i/>
+          <w:color w:val="1A1A1A"/>
+          <w:sz w:val="21"/>
+        </w:rPr>
+        <w:t>every</w:t>
+      </w:r>
+      <w:r>
+        <w:rPr>
+          <w:b w:val="0"/>
+          <w:color w:val="1A1A1A"/>
+          <w:sz w:val="21"/>
+        </w:rPr>
+        <w:t xml:space="preserve"> one.</w:t>
+      </w:r>
+    </w:p>
+    <w:p>
+      <w:pPr>
+        <w:spacing w:after="120"/>
+      </w:pPr>
+      <w:r>
+        <w:rPr>
+          <w:b w:val="0"/>
+          <w:color w:val="1A1A1A"/>
+          <w:sz w:val="21"/>
+        </w:rPr>
+        <w:t xml:space="preserve">A screen still sending </w:t>
+      </w:r>
+      <w:r>
+        <w:rPr>
+          <w:rFonts w:ascii="Consolas" w:hAnsi="Consolas"/>
+          <w:color w:val="8A3B1E"/>
+          <w:sz w:val="21"/>
+        </w:rPr>
+        <w:t>qty</w:t>
+      </w:r>
+      <w:r>
+        <w:rPr>
+          <w:b w:val="0"/>
+          <w:color w:val="1A1A1A"/>
+          <w:sz w:val="21"/>
+        </w:rPr>
+        <w:t xml:space="preserve"> gets a </w:t>
+      </w:r>
+      <w:r>
+        <w:rPr>
+          <w:b/>
+          <w:color w:val="1A1A1A"/>
+          <w:sz w:val="21"/>
+        </w:rPr>
+        <w:t>422 naming the field</w:t>
+      </w:r>
+      <w:r>
+        <w:rPr>
+          <w:b w:val="0"/>
+          <w:color w:val="1A1A1A"/>
+          <w:sz w:val="21"/>
+        </w:rPr>
+        <w:t xml:space="preserve">, not a silent drop: the request model sets </w:t>
+      </w:r>
+      <w:r>
+        <w:rPr>
+          <w:rFonts w:ascii="Consolas" w:hAnsi="Consolas"/>
+          <w:color w:val="8A3B1E"/>
+          <w:sz w:val="21"/>
+        </w:rPr>
+        <w:t>extra="forbid"</w:t>
+      </w:r>
+      <w:r>
+        <w:rPr>
+          <w:b w:val="0"/>
+          <w:color w:val="1A1A1A"/>
+          <w:sz w:val="21"/>
+        </w:rPr>
+        <w:t xml:space="preserve">, because Pydantic's default would have returned a cheerful 201 with the value thrown away and no way for the frontend to learn it had stopped working. A genuine short issue is no longer recordable on the scan — </w:t>
+      </w:r>
+      <w:r>
+        <w:rPr>
+          <w:rFonts w:ascii="Consolas" w:hAnsi="Consolas"/>
+          <w:color w:val="8A3B1E"/>
+          <w:sz w:val="21"/>
+        </w:rPr>
+        <w:t>POST /materials/issues</w:t>
+      </w:r>
+      <w:r>
+        <w:rPr>
+          <w:b w:val="0"/>
+          <w:color w:val="1A1A1A"/>
+          <w:sz w:val="21"/>
+        </w:rPr>
+        <w:t xml:space="preserve"> remains for off-spec corrections.</w:t>
+      </w:r>
+    </w:p>
+    <w:p>
+      <w:pPr>
+        <w:pStyle w:val="Heading3"/>
+        <w:spacing w:before="200"/>
+      </w:pPr>
+      <w:r>
+        <w:t>Several packets in one call</w:t>
+      </w:r>
+    </w:p>
+    <w:p>
+      <w:pPr>
+        <w:spacing w:after="120"/>
+      </w:pPr>
+      <w:r>
+        <w:rPr>
+          <w:b w:val="0"/>
+          <w:color w:val="1A1A1A"/>
+          <w:sz w:val="21"/>
+        </w:rPr>
+        <w:t xml:space="preserve">A garment takes everything the DM put on the release breakdown — button, zip, thread and more — and </w:t>
+      </w:r>
+      <w:r>
+        <w:rPr>
+          <w:b/>
+          <w:color w:val="1A1A1A"/>
+          <w:sz w:val="21"/>
+        </w:rPr>
+        <w:t>all of it must be in before the garment can leave the store</w:t>
+      </w:r>
+      <w:r>
+        <w:rPr>
+          <w:b w:val="0"/>
+          <w:color w:val="1A1A1A"/>
+          <w:sz w:val="21"/>
+        </w:rPr>
+        <w:t>, which is what unblocks line-stitching. A screen that has collected the scans submits them together:</w:t>
+      </w:r>
+    </w:p>
+    <w:tbl>
+      <w:tblPr>
+        <w:tblStyle w:val="TableGrid"/>
+        <w:tblW w:type="auto" w:w="0"/>
+        <w:tblLook w:firstColumn="1" w:firstRow="1" w:lastColumn="0" w:lastRow="0" w:noHBand="0" w:noVBand="1" w:val="04A0"/>
+      </w:tblPr>
+      <w:tblGrid>
+        <w:gridCol w:w="9792"/>
+      </w:tblGrid>
+      <w:tr>
+        <w:tc>
+          <w:tcPr>
+            <w:tcW w:type="dxa" w:w="9792"/>
+            <w:shd w:val="clear" w:color="auto" w:fill="F4F4F4"/>
+          </w:tcPr>
+          <w:p>
+            <w:pPr>
+              <w:spacing w:after="0" w:line="240" w:lineRule="auto"/>
+            </w:pPr>
+            <w:r/>
+            <w:r>
+              <w:rPr>
+                <w:rFonts w:ascii="Consolas" w:hAnsi="Consolas"/>
+                <w:sz w:val="17"/>
+              </w:rPr>
+              <w:t>{ "employee_barcode": "EMP-000123", "piece_barcode": "PC-23456A",</w:t>
+            </w:r>
+          </w:p>
+          <w:p>
+            <w:pPr>
+              <w:spacing w:after="0" w:line="240" w:lineRule="auto"/>
+            </w:pPr>
+            <w:r>
+              <w:rPr>
+                <w:rFonts w:ascii="Consolas" w:hAnsi="Consolas"/>
+                <w:sz w:val="17"/>
+              </w:rPr>
+              <w:t xml:space="preserve">  "lot_barcodes": ["LOT-ACC-000007", "LOT-ACC-000009", "LOT-ACC-000012"] }</w:t>
+            </w:r>
+          </w:p>
+        </w:tc>
+      </w:tr>
+    </w:tbl>
+    <w:p>
+      <w:pPr>
+        <w:spacing w:after="0"/>
+      </w:pPr>
+    </w:p>
+    <w:p>
+      <w:pPr>
+        <w:spacing w:after="120"/>
+      </w:pPr>
+      <w:r>
+        <w:rPr>
+          <w:b w:val="0"/>
+          <w:color w:val="1A1A1A"/>
+          <w:sz w:val="21"/>
+        </w:rPr>
+        <w:t xml:space="preserve">A scan gun that fires per beep keeps using the singular </w:t>
+      </w:r>
+      <w:r>
+        <w:rPr>
+          <w:rFonts w:ascii="Consolas" w:hAnsi="Consolas"/>
+          <w:color w:val="8A3B1E"/>
+          <w:sz w:val="21"/>
+        </w:rPr>
+        <w:t>lot_barcode</w:t>
+      </w:r>
+      <w:r>
+        <w:rPr>
+          <w:b w:val="0"/>
+          <w:color w:val="1A1A1A"/>
+          <w:sz w:val="21"/>
+        </w:rPr>
+        <w:t xml:space="preserve"> — it is a one-element batch on the way in, so both doors run the same code and cannot drift. Send </w:t>
+      </w:r>
+      <w:r>
+        <w:rPr>
+          <w:b/>
+          <w:color w:val="1A1A1A"/>
+          <w:sz w:val="21"/>
+        </w:rPr>
+        <w:t>exactly one</w:t>
+      </w:r>
+      <w:r>
+        <w:rPr>
+          <w:b w:val="0"/>
+          <w:color w:val="1A1A1A"/>
+          <w:sz w:val="21"/>
+        </w:rPr>
+        <w:t xml:space="preserve"> of </w:t>
+      </w:r>
+      <w:r>
+        <w:rPr>
+          <w:rFonts w:ascii="Consolas" w:hAnsi="Consolas"/>
+          <w:color w:val="8A3B1E"/>
+          <w:sz w:val="21"/>
+        </w:rPr>
+        <w:t>lot_barcode</w:t>
+      </w:r>
+      <w:r>
+        <w:rPr>
+          <w:b w:val="0"/>
+          <w:color w:val="1A1A1A"/>
+          <w:sz w:val="21"/>
+        </w:rPr>
+        <w:t xml:space="preserve"> / </w:t>
+      </w:r>
+      <w:r>
+        <w:rPr>
+          <w:rFonts w:ascii="Consolas" w:hAnsi="Consolas"/>
+          <w:color w:val="8A3B1E"/>
+          <w:sz w:val="21"/>
+        </w:rPr>
+        <w:t>lot_id</w:t>
+      </w:r>
+      <w:r>
+        <w:rPr>
+          <w:b w:val="0"/>
+          <w:color w:val="1A1A1A"/>
+          <w:sz w:val="21"/>
+        </w:rPr>
+        <w:t xml:space="preserve"> / </w:t>
+      </w:r>
+      <w:r>
+        <w:rPr>
+          <w:rFonts w:ascii="Consolas" w:hAnsi="Consolas"/>
+          <w:color w:val="8A3B1E"/>
+          <w:sz w:val="21"/>
+        </w:rPr>
+        <w:t>lot_barcodes</w:t>
+      </w:r>
+      <w:r>
+        <w:rPr>
+          <w:b w:val="0"/>
+          <w:color w:val="1A1A1A"/>
+          <w:sz w:val="21"/>
+        </w:rPr>
+        <w:t xml:space="preserve"> / </w:t>
+      </w:r>
+      <w:r>
+        <w:rPr>
+          <w:rFonts w:ascii="Consolas" w:hAnsi="Consolas"/>
+          <w:color w:val="8A3B1E"/>
+          <w:sz w:val="21"/>
+        </w:rPr>
+        <w:t>lot_ids</w:t>
+      </w:r>
+      <w:r>
+        <w:rPr>
+          <w:b w:val="0"/>
+          <w:color w:val="1A1A1A"/>
+          <w:sz w:val="21"/>
+        </w:rPr>
+        <w:t>; more than one is a 422, because which packets went in is not something to guess at.</w:t>
+      </w:r>
+    </w:p>
+    <w:p>
+      <w:pPr>
+        <w:spacing w:after="120"/>
+      </w:pPr>
+      <w:r>
+        <w:rPr>
+          <w:b w:val="0"/>
+          <w:color w:val="1A1A1A"/>
+          <w:sz w:val="21"/>
+        </w:rPr>
+        <w:t xml:space="preserve">The response carries </w:t>
+      </w:r>
+      <w:r>
+        <w:rPr>
+          <w:rFonts w:ascii="Consolas" w:hAnsi="Consolas"/>
+          <w:color w:val="8A3B1E"/>
+          <w:sz w:val="21"/>
+        </w:rPr>
+        <w:t>accessory_batch</w:t>
+      </w:r>
+      <w:r>
+        <w:rPr>
+          <w:b w:val="0"/>
+          <w:color w:val="1A1A1A"/>
+          <w:sz w:val="21"/>
+        </w:rPr>
+        <w:t>, null for a leather/lining scan:</w:t>
+      </w:r>
+    </w:p>
+    <w:tbl>
+      <w:tblPr>
+        <w:tblStyle w:val="TableGrid"/>
+        <w:tblW w:type="auto" w:w="0"/>
+        <w:tblLayout w:type="autofit"/>
+        <w:tblLook w:firstColumn="1" w:firstRow="1" w:lastColumn="0" w:lastRow="0" w:noHBand="0" w:noVBand="1" w:val="04A0"/>
+      </w:tblPr>
+      <w:tblGrid>
+        <w:gridCol w:w="4896"/>
+        <w:gridCol w:w="4896"/>
+      </w:tblGrid>
+      <w:tr>
+        <w:trPr>
+          <w:tblHeader w:val="true"/>
+        </w:trPr>
+        <w:tc>
+          <w:tcPr>
+            <w:tcW w:type="dxa" w:w="4896"/>
+            <w:shd w:val="clear" w:color="auto" w:fill="EDE7E2"/>
+          </w:tcPr>
+          <w:p>
+            <w:r/>
+            <w:r>
+              <w:rPr>
+                <w:b/>
+                <w:color w:val="1A1A1A"/>
+                <w:sz w:val="18"/>
+              </w:rPr>
+              <w:t>Field</w:t>
+            </w:r>
+          </w:p>
+        </w:tc>
+        <w:tc>
+          <w:tcPr>
+            <w:tcW w:type="dxa" w:w="4896"/>
+            <w:shd w:val="clear" w:color="auto" w:fill="EDE7E2"/>
+          </w:tcPr>
+          <w:p>
+            <w:r/>
+            <w:r>
+              <w:rPr>
+                <w:b/>
+                <w:color w:val="1A1A1A"/>
+                <w:sz w:val="18"/>
+              </w:rPr>
+              <w:t>Meaning</w:t>
+            </w:r>
+          </w:p>
+        </w:tc>
+      </w:tr>
+      <w:tr>
+        <w:tc>
+          <w:tcPr>
+            <w:tcW w:type="dxa" w:w="4896"/>
+          </w:tcPr>
+          <w:p>
+            <w:pPr>
+              <w:spacing w:after="20"/>
+            </w:pPr>
+            <w:r/>
+            <w:r>
+              <w:rPr>
+                <w:rFonts w:ascii="Consolas" w:hAnsi="Consolas"/>
+                <w:color w:val="8A3B1E"/>
+                <w:sz w:val="18"/>
+              </w:rPr>
+              <w:t>scanned</w:t>
+            </w:r>
+            <w:r>
+              <w:rPr>
+                <w:b w:val="0"/>
+                <w:color w:val="1A1A1A"/>
+                <w:sz w:val="18"/>
+              </w:rPr>
+              <w:t xml:space="preserve"> / </w:t>
+            </w:r>
+            <w:r>
+              <w:rPr>
+                <w:rFonts w:ascii="Consolas" w:hAnsi="Consolas"/>
+                <w:color w:val="8A3B1E"/>
+                <w:sz w:val="18"/>
+              </w:rPr>
+              <w:t>issued</w:t>
+            </w:r>
+          </w:p>
+        </w:tc>
+        <w:tc>
+          <w:tcPr>
+            <w:tcW w:type="dxa" w:w="4896"/>
+          </w:tcPr>
+          <w:p>
+            <w:pPr>
+              <w:spacing w:after="20"/>
+            </w:pPr>
+            <w:r/>
+            <w:r>
+              <w:rPr>
+                <w:b w:val="0"/>
+                <w:color w:val="1A1A1A"/>
+                <w:sz w:val="18"/>
+              </w:rPr>
+              <w:t>how many packets were presented, and how many went in</w:t>
+            </w:r>
+          </w:p>
+        </w:tc>
+      </w:tr>
+      <w:tr>
+        <w:tc>
+          <w:tcPr>
+            <w:tcW w:type="dxa" w:w="4896"/>
+          </w:tcPr>
+          <w:p>
+            <w:pPr>
+              <w:spacing w:after="20"/>
+            </w:pPr>
+            <w:r/>
+            <w:r>
+              <w:rPr>
+                <w:rFonts w:ascii="Consolas" w:hAnsi="Consolas"/>
+                <w:color w:val="8A3B1E"/>
+                <w:sz w:val="18"/>
+              </w:rPr>
+              <w:t>per_packet</w:t>
+            </w:r>
+          </w:p>
+        </w:tc>
+        <w:tc>
+          <w:tcPr>
+            <w:tcW w:type="dxa" w:w="4896"/>
+          </w:tcPr>
+          <w:p>
+            <w:pPr>
+              <w:spacing w:after="20"/>
+            </w:pPr>
+            <w:r/>
+            <w:r>
+              <w:rPr>
+                <w:b w:val="0"/>
+                <w:color w:val="1A1A1A"/>
+                <w:sz w:val="18"/>
+              </w:rPr>
+              <w:t xml:space="preserve">one row per packet, in the order sent, each </w:t>
+            </w:r>
+            <w:r>
+              <w:rPr>
+                <w:rFonts w:ascii="Consolas" w:hAnsi="Consolas"/>
+                <w:color w:val="8A3B1E"/>
+                <w:sz w:val="18"/>
+              </w:rPr>
+              <w:t>ok</w:t>
+            </w:r>
+            <w:r>
+              <w:rPr>
+                <w:b w:val="0"/>
+                <w:color w:val="1A1A1A"/>
+                <w:sz w:val="18"/>
+              </w:rPr>
+              <w:t xml:space="preserve"> or not</w:t>
+            </w:r>
+          </w:p>
+        </w:tc>
+      </w:tr>
+      <w:tr>
+        <w:tc>
+          <w:tcPr>
+            <w:tcW w:type="dxa" w:w="4896"/>
+          </w:tcPr>
+          <w:p>
+            <w:pPr>
+              <w:spacing w:after="20"/>
+            </w:pPr>
+            <w:r/>
+            <w:r>
+              <w:rPr>
+                <w:rFonts w:ascii="Consolas" w:hAnsi="Consolas"/>
+                <w:color w:val="8A3B1E"/>
+                <w:sz w:val="18"/>
+              </w:rPr>
+              <w:t>refused</w:t>
+            </w:r>
+          </w:p>
+        </w:tc>
+        <w:tc>
+          <w:tcPr>
+            <w:tcW w:type="dxa" w:w="4896"/>
+          </w:tcPr>
+          <w:p>
+            <w:pPr>
+              <w:spacing w:after="20"/>
+            </w:pPr>
+            <w:r/>
+            <w:r>
+              <w:rPr>
+                <w:b w:val="0"/>
+                <w:color w:val="1A1A1A"/>
+                <w:sz w:val="18"/>
+              </w:rPr>
+              <w:t xml:space="preserve">just the ones that did not go in, each with its </w:t>
+            </w:r>
+            <w:r>
+              <w:rPr>
+                <w:rFonts w:ascii="Consolas" w:hAnsi="Consolas"/>
+                <w:color w:val="8A3B1E"/>
+                <w:sz w:val="18"/>
+              </w:rPr>
+              <w:t>reason</w:t>
+            </w:r>
+            <w:r>
+              <w:rPr>
+                <w:b w:val="0"/>
+                <w:color w:val="1A1A1A"/>
+                <w:sz w:val="18"/>
+              </w:rPr>
+              <w:t xml:space="preserve"> and </w:t>
+            </w:r>
+            <w:r>
+              <w:rPr>
+                <w:rFonts w:ascii="Consolas" w:hAnsi="Consolas"/>
+                <w:color w:val="8A3B1E"/>
+                <w:sz w:val="18"/>
+              </w:rPr>
+              <w:t>detail</w:t>
+            </w:r>
+          </w:p>
+        </w:tc>
+      </w:tr>
+      <w:tr>
+        <w:tc>
+          <w:tcPr>
+            <w:tcW w:type="dxa" w:w="4896"/>
+          </w:tcPr>
+          <w:p>
+            <w:pPr>
+              <w:spacing w:after="20"/>
+            </w:pPr>
+            <w:r/>
+            <w:r>
+              <w:rPr>
+                <w:rFonts w:ascii="Consolas" w:hAnsi="Consolas"/>
+                <w:color w:val="8A3B1E"/>
+                <w:sz w:val="18"/>
+              </w:rPr>
+              <w:t>still_owed</w:t>
+            </w:r>
+          </w:p>
+        </w:tc>
+        <w:tc>
+          <w:tcPr>
+            <w:tcW w:type="dxa" w:w="4896"/>
+          </w:tcPr>
+          <w:p>
+            <w:pPr>
+              <w:spacing w:after="20"/>
+            </w:pPr>
+            <w:r/>
+            <w:r>
+              <w:rPr>
+                <w:b w:val="0"/>
+                <w:color w:val="1A1A1A"/>
+                <w:sz w:val="18"/>
+              </w:rPr>
+              <w:t xml:space="preserve">what the garment is </w:t>
+            </w:r>
+            <w:r>
+              <w:rPr>
+                <w:b/>
+                <w:color w:val="1A1A1A"/>
+                <w:sz w:val="18"/>
+              </w:rPr>
+              <w:t>still</w:t>
+            </w:r>
+            <w:r>
+              <w:rPr>
+                <w:b w:val="0"/>
+                <w:color w:val="1A1A1A"/>
+                <w:sz w:val="18"/>
+              </w:rPr>
+              <w:t xml:space="preserve"> waiting for, one self-describing row each</w:t>
+            </w:r>
+          </w:p>
+        </w:tc>
+      </w:tr>
+      <w:tr>
+        <w:tc>
+          <w:tcPr>
+            <w:tcW w:type="dxa" w:w="4896"/>
+          </w:tcPr>
+          <w:p>
+            <w:pPr>
+              <w:spacing w:after="20"/>
+            </w:pPr>
+            <w:r/>
+            <w:r>
+              <w:rPr>
+                <w:rFonts w:ascii="Consolas" w:hAnsi="Consolas"/>
+                <w:color w:val="8A3B1E"/>
+                <w:sz w:val="18"/>
+              </w:rPr>
+              <w:t>still_owed_line</w:t>
+            </w:r>
+          </w:p>
+        </w:tc>
+        <w:tc>
+          <w:tcPr>
+            <w:tcW w:type="dxa" w:w="4896"/>
+          </w:tcPr>
+          <w:p>
+            <w:pPr>
+              <w:spacing w:after="20"/>
+            </w:pPr>
+            <w:r/>
+            <w:r>
+              <w:rPr>
+                <w:b w:val="0"/>
+                <w:color w:val="1A1A1A"/>
+                <w:sz w:val="18"/>
+              </w:rPr>
+              <w:t>that as a sentence, ready to put on screen</w:t>
+            </w:r>
+          </w:p>
+        </w:tc>
+      </w:tr>
+      <w:tr>
+        <w:tc>
+          <w:tcPr>
+            <w:tcW w:type="dxa" w:w="4896"/>
+          </w:tcPr>
+          <w:p>
+            <w:pPr>
+              <w:spacing w:after="20"/>
+            </w:pPr>
+            <w:r/>
+            <w:r>
+              <w:rPr>
+                <w:rFonts w:ascii="Consolas" w:hAnsi="Consolas"/>
+                <w:color w:val="8A3B1E"/>
+                <w:sz w:val="18"/>
+              </w:rPr>
+              <w:t>still_owed_articles</w:t>
+            </w:r>
+          </w:p>
+        </w:tc>
+        <w:tc>
+          <w:tcPr>
+            <w:tcW w:type="dxa" w:w="4896"/>
+          </w:tcPr>
+          <w:p>
+            <w:pPr>
+              <w:spacing w:after="20"/>
+            </w:pPr>
+            <w:r/>
+            <w:r>
+              <w:rPr>
+                <w:b w:val="0"/>
+                <w:color w:val="1A1A1A"/>
+                <w:sz w:val="18"/>
+              </w:rPr>
+              <w:t>the old flat list of article codes, kept so nothing breaks</w:t>
+            </w:r>
+          </w:p>
+        </w:tc>
+      </w:tr>
+      <w:tr>
+        <w:tc>
+          <w:tcPr>
+            <w:tcW w:type="dxa" w:w="4896"/>
+          </w:tcPr>
+          <w:p>
+            <w:pPr>
+              <w:spacing w:after="20"/>
+            </w:pPr>
+            <w:r/>
+            <w:r>
+              <w:rPr>
+                <w:rFonts w:ascii="Consolas" w:hAnsi="Consolas"/>
+                <w:color w:val="8A3B1E"/>
+                <w:sz w:val="18"/>
+              </w:rPr>
+              <w:t>progress</w:t>
+            </w:r>
+          </w:p>
+        </w:tc>
+        <w:tc>
+          <w:tcPr>
+            <w:tcW w:type="dxa" w:w="4896"/>
+          </w:tcPr>
+          <w:p>
+            <w:pPr>
+              <w:spacing w:after="20"/>
+            </w:pPr>
+            <w:r/>
+            <w:r>
+              <w:rPr>
+                <w:b w:val="0"/>
+                <w:color w:val="1A1A1A"/>
+                <w:sz w:val="18"/>
+              </w:rPr>
+              <w:t>declared / scanned / pending counts and totals</w:t>
+            </w:r>
+          </w:p>
+        </w:tc>
+      </w:tr>
+    </w:tbl>
+    <w:p>
+      <w:pPr>
+        <w:spacing w:after="0"/>
+      </w:pPr>
+    </w:p>
+    <w:p>
+      <w:pPr>
+        <w:spacing w:after="120"/>
+      </w:pPr>
+      <w:r>
+        <w:rPr>
+          <w:b/>
+          <w:color w:val="1A1A1A"/>
+          <w:sz w:val="21"/>
+        </w:rPr>
+        <w:t>PARTIAL ACCEPT.</w:t>
+      </w:r>
+      <w:r>
+        <w:rPr>
+          <w:b w:val="0"/>
+          <w:color w:val="1A1A1A"/>
+          <w:sz w:val="21"/>
+        </w:rPr>
+        <w:t xml:space="preserve"> If one packet is the wrong size, the others still issue and the bad one comes back in </w:t>
+      </w:r>
+      <w:r>
+        <w:rPr>
+          <w:rFonts w:ascii="Consolas" w:hAnsi="Consolas"/>
+          <w:color w:val="8A3B1E"/>
+          <w:sz w:val="21"/>
+        </w:rPr>
+        <w:t>refused</w:t>
+      </w:r>
+      <w:r>
+        <w:rPr>
+          <w:b w:val="0"/>
+          <w:color w:val="1A1A1A"/>
+          <w:sz w:val="21"/>
+        </w:rPr>
+        <w:t xml:space="preserve"> with its </w:t>
+      </w:r>
+      <w:r>
+        <w:rPr>
+          <w:rFonts w:ascii="Consolas" w:hAnsi="Consolas"/>
+          <w:color w:val="8A3B1E"/>
+          <w:sz w:val="21"/>
+        </w:rPr>
+        <w:t>substitution_request_id</w:t>
+      </w:r>
+      <w:r>
+        <w:rPr>
+          <w:b w:val="0"/>
+          <w:color w:val="1A1A1A"/>
+          <w:sz w:val="21"/>
+        </w:rPr>
+        <w:t xml:space="preserve"> — one bad packet must never lose the good ones scanned with it, the same rule </w:t>
+      </w:r>
+      <w:r>
+        <w:rPr>
+          <w:rFonts w:ascii="Consolas" w:hAnsi="Consolas"/>
+          <w:color w:val="8A3B1E"/>
+          <w:sz w:val="21"/>
+        </w:rPr>
+        <w:t>send()</w:t>
+      </w:r>
+      <w:r>
+        <w:rPr>
+          <w:b w:val="0"/>
+          <w:color w:val="1A1A1A"/>
+          <w:sz w:val="21"/>
+        </w:rPr>
+        <w:t xml:space="preserve"> and the production log's per-piece gates follow. The garment stays unsendable until a DM answers, and </w:t>
+      </w:r>
+      <w:r>
+        <w:rPr>
+          <w:rFonts w:ascii="Consolas" w:hAnsi="Consolas"/>
+          <w:color w:val="8A3B1E"/>
+          <w:sz w:val="21"/>
+        </w:rPr>
+        <w:t>still_owed</w:t>
+      </w:r>
+      <w:r>
+        <w:rPr>
+          <w:b w:val="0"/>
+          <w:color w:val="1A1A1A"/>
+          <w:sz w:val="21"/>
+        </w:rPr>
+        <w:t xml:space="preserve"> names what is missing.</w:t>
+      </w:r>
+    </w:p>
+    <w:p>
+      <w:pPr>
+        <w:pStyle w:val="Heading3"/>
+        <w:spacing w:before="200"/>
+      </w:pPr>
+      <w:r>
+        <w:t>What is declared, what is scanned, what is pending</w:t>
+      </w:r>
+    </w:p>
+    <w:p>
+      <w:pPr>
+        <w:spacing w:after="120"/>
+      </w:pPr>
+      <w:r>
+        <w:rPr>
+          <w:rFonts w:ascii="Consolas" w:hAnsi="Consolas"/>
+          <w:color w:val="8A3B1E"/>
+          <w:sz w:val="21"/>
+        </w:rPr>
+        <w:t>accessories_in</w:t>
+      </w:r>
+      <w:r>
+        <w:rPr>
+          <w:b w:val="0"/>
+          <w:color w:val="1A1A1A"/>
+          <w:sz w:val="21"/>
+        </w:rPr>
+        <w:t xml:space="preserve"> is a roll-up: it says "not all of them" and cannot say </w:t>
+      </w:r>
+      <w:r>
+        <w:rPr>
+          <w:b/>
+          <w:color w:val="1A1A1A"/>
+          <w:sz w:val="21"/>
+        </w:rPr>
+        <w:t>which</w:t>
+      </w:r>
+      <w:r>
+        <w:rPr>
+          <w:b w:val="0"/>
+          <w:color w:val="1A1A1A"/>
+          <w:sz w:val="21"/>
+        </w:rPr>
+        <w:t xml:space="preserve">. The person who can fetch the missing zip is standing at the terminal right now, so the scan's </w:t>
+      </w:r>
+      <w:r>
+        <w:rPr>
+          <w:rFonts w:ascii="Consolas" w:hAnsi="Consolas"/>
+          <w:color w:val="8A3B1E"/>
+          <w:sz w:val="21"/>
+        </w:rPr>
+        <w:t>kit</w:t>
+      </w:r>
+      <w:r>
+        <w:rPr>
+          <w:b w:val="0"/>
+          <w:color w:val="1A1A1A"/>
+          <w:sz w:val="21"/>
+        </w:rPr>
+        <w:t xml:space="preserve"> block answers the whole question — and </w:t>
+      </w:r>
+      <w:r>
+        <w:rPr>
+          <w:rFonts w:ascii="Consolas" w:hAnsi="Consolas"/>
+          <w:color w:val="8A3B1E"/>
+          <w:sz w:val="21"/>
+        </w:rPr>
+        <w:t>GET /store/pieces/{piece_code}</w:t>
+      </w:r>
+      <w:r>
+        <w:rPr>
+          <w:b w:val="0"/>
+          <w:color w:val="1A1A1A"/>
+          <w:sz w:val="21"/>
+        </w:rPr>
+        <w:t xml:space="preserve"> answers it identically later, from the same computation, so the two screens cannot disagree about one garment.</w:t>
+      </w:r>
+    </w:p>
+    <w:tbl>
+      <w:tblPr>
+        <w:tblStyle w:val="TableGrid"/>
+        <w:tblW w:type="auto" w:w="0"/>
+        <w:tblLayout w:type="autofit"/>
+        <w:tblLook w:firstColumn="1" w:firstRow="1" w:lastColumn="0" w:lastRow="0" w:noHBand="0" w:noVBand="1" w:val="04A0"/>
+      </w:tblPr>
+      <w:tblGrid>
+        <w:gridCol w:w="3264"/>
+        <w:gridCol w:w="3264"/>
+        <w:gridCol w:w="3264"/>
+      </w:tblGrid>
+      <w:tr>
+        <w:trPr>
+          <w:tblHeader w:val="true"/>
+        </w:trPr>
+        <w:tc>
+          <w:tcPr>
+            <w:tcW w:type="dxa" w:w="3264"/>
+            <w:shd w:val="clear" w:color="auto" w:fill="EDE7E2"/>
+          </w:tcPr>
+          <w:p>
+            <w:r/>
+            <w:r>
+              <w:rPr>
+                <w:b/>
+                <w:color w:val="1A1A1A"/>
+                <w:sz w:val="18"/>
+              </w:rPr>
+              <w:t>On the scan (`kit`)</w:t>
+            </w:r>
+          </w:p>
+        </w:tc>
+        <w:tc>
+          <w:tcPr>
+            <w:tcW w:type="dxa" w:w="3264"/>
+            <w:shd w:val="clear" w:color="auto" w:fill="EDE7E2"/>
+          </w:tcPr>
+          <w:p>
+            <w:r/>
+            <w:r>
+              <w:rPr>
+                <w:b/>
+                <w:color w:val="1A1A1A"/>
+                <w:sz w:val="18"/>
+              </w:rPr>
+              <w:t>On the lookup</w:t>
+            </w:r>
+          </w:p>
+        </w:tc>
+        <w:tc>
+          <w:tcPr>
+            <w:tcW w:type="dxa" w:w="3264"/>
+            <w:shd w:val="clear" w:color="auto" w:fill="EDE7E2"/>
+          </w:tcPr>
+          <w:p>
+            <w:r/>
+            <w:r>
+              <w:rPr>
+                <w:b/>
+                <w:color w:val="1A1A1A"/>
+                <w:sz w:val="18"/>
+              </w:rPr>
+              <w:t>Means</w:t>
+            </w:r>
+          </w:p>
+        </w:tc>
+      </w:tr>
+      <w:tr>
+        <w:tc>
+          <w:tcPr>
+            <w:tcW w:type="dxa" w:w="3264"/>
+          </w:tcPr>
+          <w:p>
+            <w:pPr>
+              <w:spacing w:after="20"/>
+            </w:pPr>
+            <w:r/>
+            <w:r>
+              <w:rPr>
+                <w:rFonts w:ascii="Consolas" w:hAnsi="Consolas"/>
+                <w:color w:val="8A3B1E"/>
+                <w:sz w:val="18"/>
+              </w:rPr>
+              <w:t>declared</w:t>
+            </w:r>
+          </w:p>
+        </w:tc>
+        <w:tc>
+          <w:tcPr>
+            <w:tcW w:type="dxa" w:w="3264"/>
+          </w:tcPr>
+          <w:p>
+            <w:pPr>
+              <w:spacing w:after="20"/>
+            </w:pPr>
+            <w:r/>
+            <w:r>
+              <w:rPr>
+                <w:rFonts w:ascii="Consolas" w:hAnsi="Consolas"/>
+                <w:color w:val="8A3B1E"/>
+                <w:sz w:val="18"/>
+              </w:rPr>
+              <w:t>accessories</w:t>
+            </w:r>
+          </w:p>
+        </w:tc>
+        <w:tc>
+          <w:tcPr>
+            <w:tcW w:type="dxa" w:w="3264"/>
+          </w:tcPr>
+          <w:p>
+            <w:pPr>
+              <w:spacing w:after="20"/>
+            </w:pPr>
+            <w:r/>
+            <w:r>
+              <w:rPr>
+                <w:b w:val="0"/>
+                <w:color w:val="1A1A1A"/>
+                <w:sz w:val="18"/>
+              </w:rPr>
+              <w:t xml:space="preserve">every line the SKU's recipe names, each with a </w:t>
+            </w:r>
+            <w:r>
+              <w:rPr>
+                <w:rFonts w:ascii="Consolas" w:hAnsi="Consolas"/>
+                <w:color w:val="8A3B1E"/>
+                <w:sz w:val="18"/>
+              </w:rPr>
+              <w:t>state</w:t>
+            </w:r>
+            <w:r>
+              <w:rPr>
+                <w:b w:val="0"/>
+                <w:color w:val="1A1A1A"/>
+                <w:sz w:val="18"/>
+              </w:rPr>
+              <w:t xml:space="preserve"> and a human </w:t>
+            </w:r>
+            <w:r>
+              <w:rPr>
+                <w:rFonts w:ascii="Consolas" w:hAnsi="Consolas"/>
+                <w:color w:val="8A3B1E"/>
+                <w:sz w:val="18"/>
+              </w:rPr>
+              <w:t>label</w:t>
+            </w:r>
+          </w:p>
+        </w:tc>
+      </w:tr>
+      <w:tr>
+        <w:tc>
+          <w:tcPr>
+            <w:tcW w:type="dxa" w:w="3264"/>
+          </w:tcPr>
+          <w:p>
+            <w:pPr>
+              <w:spacing w:after="20"/>
+            </w:pPr>
+            <w:r/>
+            <w:r>
+              <w:rPr>
+                <w:rFonts w:ascii="Consolas" w:hAnsi="Consolas"/>
+                <w:color w:val="8A3B1E"/>
+                <w:sz w:val="18"/>
+              </w:rPr>
+              <w:t>scanned</w:t>
+            </w:r>
+          </w:p>
+        </w:tc>
+        <w:tc>
+          <w:tcPr>
+            <w:tcW w:type="dxa" w:w="3264"/>
+          </w:tcPr>
+          <w:p>
+            <w:pPr>
+              <w:spacing w:after="20"/>
+            </w:pPr>
+            <w:r/>
+            <w:r>
+              <w:rPr>
+                <w:rFonts w:ascii="Consolas" w:hAnsi="Consolas"/>
+                <w:color w:val="8A3B1E"/>
+                <w:sz w:val="18"/>
+              </w:rPr>
+              <w:t>accessories_scanned</w:t>
+            </w:r>
+          </w:p>
+        </w:tc>
+        <w:tc>
+          <w:tcPr>
+            <w:tcW w:type="dxa" w:w="3264"/>
+          </w:tcPr>
+          <w:p>
+            <w:pPr>
+              <w:spacing w:after="20"/>
+            </w:pPr>
+            <w:r/>
+            <w:r>
+              <w:rPr>
+                <w:b w:val="0"/>
+                <w:color w:val="1A1A1A"/>
+                <w:sz w:val="18"/>
+              </w:rPr>
+              <w:t>the lines fully issued</w:t>
+            </w:r>
+          </w:p>
+        </w:tc>
+      </w:tr>
+      <w:tr>
+        <w:tc>
+          <w:tcPr>
+            <w:tcW w:type="dxa" w:w="3264"/>
+          </w:tcPr>
+          <w:p>
+            <w:pPr>
+              <w:spacing w:after="20"/>
+            </w:pPr>
+            <w:r/>
+            <w:r>
+              <w:rPr>
+                <w:rFonts w:ascii="Consolas" w:hAnsi="Consolas"/>
+                <w:color w:val="8A3B1E"/>
+                <w:sz w:val="18"/>
+              </w:rPr>
+              <w:t>pending</w:t>
+            </w:r>
+          </w:p>
+        </w:tc>
+        <w:tc>
+          <w:tcPr>
+            <w:tcW w:type="dxa" w:w="3264"/>
+          </w:tcPr>
+          <w:p>
+            <w:pPr>
+              <w:spacing w:after="20"/>
+            </w:pPr>
+            <w:r/>
+            <w:r>
+              <w:rPr>
+                <w:rFonts w:ascii="Consolas" w:hAnsi="Consolas"/>
+                <w:color w:val="8A3B1E"/>
+                <w:sz w:val="18"/>
+              </w:rPr>
+              <w:t>accessories_pending</w:t>
+            </w:r>
+          </w:p>
+        </w:tc>
+        <w:tc>
+          <w:tcPr>
+            <w:tcW w:type="dxa" w:w="3264"/>
+          </w:tcPr>
+          <w:p>
+            <w:pPr>
+              <w:spacing w:after="20"/>
+            </w:pPr>
+            <w:r/>
+            <w:r>
+              <w:rPr>
+                <w:b w:val="0"/>
+                <w:color w:val="1A1A1A"/>
+                <w:sz w:val="18"/>
+              </w:rPr>
+              <w:t>what is still owed</w:t>
+            </w:r>
+          </w:p>
+        </w:tc>
+      </w:tr>
+      <w:tr>
+        <w:tc>
+          <w:tcPr>
+            <w:tcW w:type="dxa" w:w="3264"/>
+          </w:tcPr>
+          <w:p>
+            <w:pPr>
+              <w:spacing w:after="20"/>
+            </w:pPr>
+            <w:r/>
+            <w:r>
+              <w:rPr>
+                <w:rFonts w:ascii="Consolas" w:hAnsi="Consolas"/>
+                <w:color w:val="8A3B1E"/>
+                <w:sz w:val="18"/>
+              </w:rPr>
+              <w:t>progress</w:t>
+            </w:r>
+          </w:p>
+        </w:tc>
+        <w:tc>
+          <w:tcPr>
+            <w:tcW w:type="dxa" w:w="3264"/>
+          </w:tcPr>
+          <w:p>
+            <w:pPr>
+              <w:spacing w:after="20"/>
+            </w:pPr>
+            <w:r/>
+            <w:r>
+              <w:rPr>
+                <w:rFonts w:ascii="Consolas" w:hAnsi="Consolas"/>
+                <w:color w:val="8A3B1E"/>
+                <w:sz w:val="18"/>
+              </w:rPr>
+              <w:t>accessories_progress</w:t>
+            </w:r>
+          </w:p>
+        </w:tc>
+        <w:tc>
+          <w:tcPr>
+            <w:tcW w:type="dxa" w:w="3264"/>
+          </w:tcPr>
+          <w:p>
+            <w:pPr>
+              <w:spacing w:after="20"/>
+            </w:pPr>
+            <w:r/>
+            <w:r>
+              <w:rPr>
+                <w:b w:val="0"/>
+                <w:color w:val="1A1A1A"/>
+                <w:sz w:val="18"/>
+              </w:rPr>
+              <w:t xml:space="preserve">declared / scanned / pending counts, plus </w:t>
+            </w:r>
+            <w:r>
+              <w:rPr>
+                <w:rFonts w:ascii="Consolas" w:hAnsi="Consolas"/>
+                <w:color w:val="8A3B1E"/>
+                <w:sz w:val="18"/>
+              </w:rPr>
+              <w:t>required_total</w:t>
+            </w:r>
+            <w:r>
+              <w:rPr>
+                <w:b w:val="0"/>
+                <w:color w:val="1A1A1A"/>
+                <w:sz w:val="18"/>
+              </w:rPr>
+              <w:t xml:space="preserve">, </w:t>
+            </w:r>
+            <w:r>
+              <w:rPr>
+                <w:rFonts w:ascii="Consolas" w:hAnsi="Consolas"/>
+                <w:color w:val="8A3B1E"/>
+                <w:sz w:val="18"/>
+              </w:rPr>
+              <w:t>issued_total</w:t>
+            </w:r>
+            <w:r>
+              <w:rPr>
+                <w:b w:val="0"/>
+                <w:color w:val="1A1A1A"/>
+                <w:sz w:val="18"/>
+              </w:rPr>
+              <w:t xml:space="preserve">, </w:t>
+            </w:r>
+            <w:r>
+              <w:rPr>
+                <w:rFonts w:ascii="Consolas" w:hAnsi="Consolas"/>
+                <w:color w:val="8A3B1E"/>
+                <w:sz w:val="18"/>
+              </w:rPr>
+              <w:t>unresolved</w:t>
+            </w:r>
+          </w:p>
+        </w:tc>
+      </w:tr>
+      <w:tr>
+        <w:tc>
+          <w:tcPr>
+            <w:tcW w:type="dxa" w:w="3264"/>
+          </w:tcPr>
+          <w:p>
+            <w:pPr>
+              <w:spacing w:after="20"/>
+            </w:pPr>
+            <w:r/>
+            <w:r>
+              <w:rPr>
+                <w:rFonts w:ascii="Consolas" w:hAnsi="Consolas"/>
+                <w:color w:val="8A3B1E"/>
+                <w:sz w:val="18"/>
+              </w:rPr>
+              <w:t>pending_line</w:t>
+            </w:r>
+          </w:p>
+        </w:tc>
+        <w:tc>
+          <w:tcPr>
+            <w:tcW w:type="dxa" w:w="3264"/>
+          </w:tcPr>
+          <w:p>
+            <w:pPr>
+              <w:spacing w:after="20"/>
+            </w:pPr>
+            <w:r/>
+            <w:r>
+              <w:rPr>
+                <w:rFonts w:ascii="Consolas" w:hAnsi="Consolas"/>
+                <w:color w:val="8A3B1E"/>
+                <w:sz w:val="18"/>
+              </w:rPr>
+              <w:t>pending_line</w:t>
+            </w:r>
+          </w:p>
+        </w:tc>
+        <w:tc>
+          <w:tcPr>
+            <w:tcW w:type="dxa" w:w="3264"/>
+          </w:tcPr>
+          <w:p>
+            <w:pPr>
+              <w:spacing w:after="20"/>
+            </w:pPr>
+            <w:r/>
+            <w:r>
+              <w:rPr>
+                <w:b w:val="0"/>
+                <w:color w:val="1A1A1A"/>
+                <w:sz w:val="18"/>
+              </w:rPr>
+              <w:t>the sentence</w:t>
+            </w:r>
+          </w:p>
+        </w:tc>
+      </w:tr>
+    </w:tbl>
+    <w:p>
+      <w:pPr>
+        <w:spacing w:after="0"/>
+      </w:pPr>
+    </w:p>
+    <w:tbl>
+      <w:tblPr>
+        <w:tblStyle w:val="TableGrid"/>
+        <w:tblW w:type="auto" w:w="0"/>
+        <w:tblLook w:firstColumn="1" w:firstRow="1" w:lastColumn="0" w:lastRow="0" w:noHBand="0" w:noVBand="1" w:val="04A0"/>
+      </w:tblPr>
+      <w:tblGrid>
+        <w:gridCol w:w="9792"/>
+      </w:tblGrid>
+      <w:tr>
+        <w:tc>
+          <w:tcPr>
+            <w:tcW w:type="dxa" w:w="9792"/>
+            <w:shd w:val="clear" w:color="auto" w:fill="F4F4F4"/>
+          </w:tcPr>
+          <w:p>
+            <w:pPr>
+              <w:spacing w:after="0" w:line="240" w:lineRule="auto"/>
+            </w:pPr>
+            <w:r/>
+            <w:r>
+              <w:rPr>
+                <w:rFonts w:ascii="Consolas" w:hAnsi="Consolas"/>
+                <w:sz w:val="17"/>
+              </w:rPr>
+              <w:t>"pending_line": "Waiting for ZIP · YKK-60 BLACK 60cm. Scanned: BUTTON · HORN-4H BROWN 18L, THREAD · T40 BLACK."</w:t>
+            </w:r>
+          </w:p>
+        </w:tc>
+      </w:tr>
+    </w:tbl>
+    <w:p>
+      <w:pPr>
+        <w:spacing w:after="0"/>
+      </w:pPr>
+    </w:p>
+    <w:p>
+      <w:pPr>
+        <w:spacing w:after="120"/>
+      </w:pPr>
+      <w:r>
+        <w:rPr>
+          <w:b w:val="0"/>
+          <w:color w:val="1A1A1A"/>
+          <w:sz w:val="21"/>
+        </w:rPr>
+        <w:t xml:space="preserve">Per line, </w:t>
+      </w:r>
+      <w:r>
+        <w:rPr>
+          <w:rFonts w:ascii="Consolas" w:hAnsi="Consolas"/>
+          <w:color w:val="8A3B1E"/>
+          <w:sz w:val="21"/>
+        </w:rPr>
+        <w:t>state</w:t>
+      </w:r>
+      <w:r>
+        <w:rPr>
+          <w:b w:val="0"/>
+          <w:color w:val="1A1A1A"/>
+          <w:sz w:val="21"/>
+        </w:rPr>
+        <w:t xml:space="preserve"> is one of:</w:t>
+      </w:r>
+    </w:p>
+    <w:tbl>
+      <w:tblPr>
+        <w:tblStyle w:val="TableGrid"/>
+        <w:tblW w:type="auto" w:w="0"/>
+        <w:tblLayout w:type="autofit"/>
+        <w:tblLook w:firstColumn="1" w:firstRow="1" w:lastColumn="0" w:lastRow="0" w:noHBand="0" w:noVBand="1" w:val="04A0"/>
+      </w:tblPr>
+      <w:tblGrid>
+        <w:gridCol w:w="4896"/>
+        <w:gridCol w:w="4896"/>
+      </w:tblGrid>
+      <w:tr>
+        <w:trPr>
+          <w:tblHeader w:val="true"/>
+        </w:trPr>
+        <w:tc>
+          <w:tcPr>
+            <w:tcW w:type="dxa" w:w="4896"/>
+            <w:shd w:val="clear" w:color="auto" w:fill="EDE7E2"/>
+          </w:tcPr>
+          <w:p>
+            <w:r/>
+            <w:r>
+              <w:rPr>
+                <w:b/>
+                <w:color w:val="1A1A1A"/>
+                <w:sz w:val="18"/>
+              </w:rPr>
+              <w:t>State</w:t>
+            </w:r>
+          </w:p>
+        </w:tc>
+        <w:tc>
+          <w:tcPr>
+            <w:tcW w:type="dxa" w:w="4896"/>
+            <w:shd w:val="clear" w:color="auto" w:fill="EDE7E2"/>
+          </w:tcPr>
+          <w:p>
+            <w:r/>
+            <w:r>
+              <w:rPr>
+                <w:b/>
+                <w:color w:val="1A1A1A"/>
+                <w:sz w:val="18"/>
+              </w:rPr>
+              <w:t>Means</w:t>
+            </w:r>
+          </w:p>
+        </w:tc>
+      </w:tr>
+      <w:tr>
+        <w:tc>
+          <w:tcPr>
+            <w:tcW w:type="dxa" w:w="4896"/>
+          </w:tcPr>
+          <w:p>
+            <w:pPr>
+              <w:spacing w:after="20"/>
+            </w:pPr>
+            <w:r/>
+            <w:r>
+              <w:rPr>
+                <w:rFonts w:ascii="Consolas" w:hAnsi="Consolas"/>
+                <w:color w:val="8A3B1E"/>
+                <w:sz w:val="18"/>
+              </w:rPr>
+              <w:t>PENDING</w:t>
+            </w:r>
+          </w:p>
+        </w:tc>
+        <w:tc>
+          <w:tcPr>
+            <w:tcW w:type="dxa" w:w="4896"/>
+          </w:tcPr>
+          <w:p>
+            <w:pPr>
+              <w:spacing w:after="20"/>
+            </w:pPr>
+            <w:r/>
+            <w:r>
+              <w:rPr>
+                <w:b w:val="0"/>
+                <w:color w:val="1A1A1A"/>
+                <w:sz w:val="18"/>
+              </w:rPr>
+              <w:t>nothing issued — go and fetch it</w:t>
+            </w:r>
+          </w:p>
+        </w:tc>
+      </w:tr>
+      <w:tr>
+        <w:tc>
+          <w:tcPr>
+            <w:tcW w:type="dxa" w:w="4896"/>
+          </w:tcPr>
+          <w:p>
+            <w:pPr>
+              <w:spacing w:after="20"/>
+            </w:pPr>
+            <w:r/>
+            <w:r>
+              <w:rPr>
+                <w:rFonts w:ascii="Consolas" w:hAnsi="Consolas"/>
+                <w:color w:val="8A3B1E"/>
+                <w:sz w:val="18"/>
+              </w:rPr>
+              <w:t>PARTIAL</w:t>
+            </w:r>
+          </w:p>
+        </w:tc>
+        <w:tc>
+          <w:tcPr>
+            <w:tcW w:type="dxa" w:w="4896"/>
+          </w:tcPr>
+          <w:p>
+            <w:pPr>
+              <w:spacing w:after="20"/>
+            </w:pPr>
+            <w:r/>
+            <w:r>
+              <w:rPr>
+                <w:b w:val="0"/>
+                <w:color w:val="1A1A1A"/>
+                <w:sz w:val="18"/>
+              </w:rPr>
+              <w:t>some issued, some still owed</w:t>
+            </w:r>
+          </w:p>
+        </w:tc>
+      </w:tr>
+      <w:tr>
+        <w:tc>
+          <w:tcPr>
+            <w:tcW w:type="dxa" w:w="4896"/>
+          </w:tcPr>
+          <w:p>
+            <w:pPr>
+              <w:spacing w:after="20"/>
+            </w:pPr>
+            <w:r/>
+            <w:r>
+              <w:rPr>
+                <w:rFonts w:ascii="Consolas" w:hAnsi="Consolas"/>
+                <w:color w:val="8A3B1E"/>
+                <w:sz w:val="18"/>
+              </w:rPr>
+              <w:t>ISSUED</w:t>
+            </w:r>
+          </w:p>
+        </w:tc>
+        <w:tc>
+          <w:tcPr>
+            <w:tcW w:type="dxa" w:w="4896"/>
+          </w:tcPr>
+          <w:p>
+            <w:pPr>
+              <w:spacing w:after="20"/>
+            </w:pPr>
+            <w:r/>
+            <w:r>
+              <w:rPr>
+                <w:b w:val="0"/>
+                <w:color w:val="1A1A1A"/>
+                <w:sz w:val="18"/>
+              </w:rPr>
+              <w:t>the line is satisfied</w:t>
+            </w:r>
+          </w:p>
+        </w:tc>
+      </w:tr>
+      <w:tr>
+        <w:tc>
+          <w:tcPr>
+            <w:tcW w:type="dxa" w:w="4896"/>
+          </w:tcPr>
+          <w:p>
+            <w:pPr>
+              <w:spacing w:after="20"/>
+            </w:pPr>
+            <w:r/>
+            <w:r>
+              <w:rPr>
+                <w:rFonts w:ascii="Consolas" w:hAnsi="Consolas"/>
+                <w:color w:val="8A3B1E"/>
+                <w:sz w:val="18"/>
+              </w:rPr>
+              <w:t>UNRESOLVED</w:t>
+            </w:r>
+          </w:p>
+        </w:tc>
+        <w:tc>
+          <w:tcPr>
+            <w:tcW w:type="dxa" w:w="4896"/>
+          </w:tcPr>
+          <w:p>
+            <w:pPr>
+              <w:spacing w:after="20"/>
+            </w:pPr>
+            <w:r/>
+            <w:r>
+              <w:rPr>
+                <w:b/>
+                <w:color w:val="1A1A1A"/>
+                <w:sz w:val="18"/>
+              </w:rPr>
+              <w:t>no lot matches the article at all</w:t>
+            </w:r>
+            <w:r>
+              <w:rPr>
+                <w:b w:val="0"/>
+                <w:color w:val="1A1A1A"/>
+                <w:sz w:val="18"/>
+              </w:rPr>
+              <w:t xml:space="preserve"> — so there is nothing to fetch and the fix is a </w:t>
+            </w:r>
+            <w:r>
+              <w:rPr>
+                <w:i/>
+                <w:color w:val="1A1A1A"/>
+                <w:sz w:val="18"/>
+              </w:rPr>
+              <w:t>receipt</w:t>
+            </w:r>
+            <w:r>
+              <w:rPr>
+                <w:b w:val="0"/>
+                <w:color w:val="1A1A1A"/>
+                <w:sz w:val="18"/>
+              </w:rPr>
+              <w:t>, not a walk to the shelf</w:t>
+            </w:r>
+          </w:p>
+        </w:tc>
+      </w:tr>
+    </w:tbl>
+    <w:p>
+      <w:pPr>
+        <w:spacing w:after="0"/>
+      </w:pPr>
+    </w:p>
+    <w:p>
+      <w:pPr>
+        <w:spacing w:after="120"/>
+      </w:pPr>
+      <w:r>
+        <w:rPr>
+          <w:rFonts w:ascii="Consolas" w:hAnsi="Consolas"/>
+          <w:color w:val="8A3B1E"/>
+          <w:sz w:val="21"/>
+        </w:rPr>
+        <w:t>UNRESOLVED</w:t>
+      </w:r>
+      <w:r>
+        <w:rPr>
+          <w:b w:val="0"/>
+          <w:color w:val="1A1A1A"/>
+          <w:sz w:val="21"/>
+        </w:rPr>
+        <w:t xml:space="preserve"> is deliberately not </w:t>
+      </w:r>
+      <w:r>
+        <w:rPr>
+          <w:rFonts w:ascii="Consolas" w:hAnsi="Consolas"/>
+          <w:color w:val="8A3B1E"/>
+          <w:sz w:val="21"/>
+        </w:rPr>
+        <w:t>PENDING</w:t>
+      </w:r>
+      <w:r>
+        <w:rPr>
+          <w:b w:val="0"/>
+          <w:color w:val="1A1A1A"/>
+          <w:sz w:val="21"/>
+        </w:rPr>
+        <w:t>: telling them apart is what stops an operator hunting a packet the factory does not have.</w:t>
+      </w:r>
+    </w:p>
+    <w:tbl>
+      <w:tblPr>
+        <w:tblStyle w:val="TableGrid"/>
+        <w:tblW w:type="auto" w:w="0"/>
+        <w:tblLook w:firstColumn="1" w:firstRow="1" w:lastColumn="0" w:lastRow="0" w:noHBand="0" w:noVBand="1" w:val="04A0"/>
+      </w:tblPr>
+      <w:tblGrid>
+        <w:gridCol w:w="9792"/>
+      </w:tblGrid>
+      <w:tr>
+        <w:tc>
+          <w:tcPr>
+            <w:tcW w:type="dxa" w:w="9792"/>
+            <w:shd w:val="clear" w:color="auto" w:fill="FFF6E5"/>
+          </w:tcPr>
+          <w:p>
+            <w:r/>
+            <w:r>
+              <w:rPr>
+                <w:b w:val="0"/>
+                <w:color w:val="1A1A1A"/>
+                <w:sz w:val="20"/>
+              </w:rPr>
+              <w:t xml:space="preserve">A </w:t>
+            </w:r>
+            <w:r>
+              <w:rPr>
+                <w:b/>
+                <w:color w:val="1A1A1A"/>
+                <w:sz w:val="20"/>
+              </w:rPr>
+              <w:t>single</w:t>
+            </w:r>
+            <w:r>
+              <w:rPr>
+                <w:b w:val="0"/>
+                <w:color w:val="1A1A1A"/>
+                <w:sz w:val="20"/>
+              </w:rPr>
+              <w:t>-packet scan still raises its 409/422, because that is what the one-beep-one-request screen reads. Only a batch turns a refusal into a row.</w:t>
+            </w:r>
+          </w:p>
+        </w:tc>
+      </w:tr>
+    </w:tbl>
+    <w:p>
+      <w:pPr>
+        <w:spacing w:after="0"/>
+      </w:pPr>
     </w:p>
     <w:p>
       <w:pPr>
@@ -5442,7 +7256,7 @@
           <w:color w:val="1A1A1A"/>
           <w:sz w:val="21"/>
         </w:rPr>
-        <w:t>Generated from the running app on 2026-09-27. Full request and response bodies are in the API Reference document.</w:t>
+        <w:t>Generated from the running app on 2026-09-29. Full request and response bodies are in the API Reference document.</w:t>
       </w:r>
     </w:p>
     <w:tbl>
@@ -6262,7 +8076,7 @@
         <w:color w:val="555555"/>
         <w:sz w:val="16"/>
       </w:rPr>
-      <w:t>KairoX ERP · Store (the merge) · System Guide · updated 2026-09-27</w:t>
+      <w:t>KairoX ERP · Store (the merge) · System Guide · updated 2026-09-29</w:t>
     </w:r>
   </w:p>
 </w:ftr>
